--- a/playwrigthAssessmentNykaa/Nykaa_Playwrigth_Report.docx
+++ b/playwrigthAssessmentNykaa/Nykaa_Playwrigth_Report.docx
@@ -46,6 +46,24 @@
         </w:rPr>
         <w:t xml:space="preserve"> </w:t>
       </w:r>
+      <w:proofErr w:type="spellStart"/>
+      <w:r>
+        <w:rPr>
+          <w:sz w:val="28"/>
+          <w:szCs w:val="28"/>
+          <w:lang w:val="en-IN"/>
+        </w:rPr>
+        <w:t>Nykaa</w:t>
+      </w:r>
+      <w:proofErr w:type="spellEnd"/>
+      <w:r>
+        <w:rPr>
+          <w:sz w:val="28"/>
+          <w:szCs w:val="28"/>
+          <w:lang w:val="en-IN"/>
+        </w:rPr>
+        <w:t xml:space="preserve"> UI Automation Testing with Playwright</w:t>
+      </w:r>
       <w:r>
         <w:rPr>
           <w:sz w:val="28"/>
@@ -133,12 +151,7 @@
         <w:t>Branch:</w:t>
       </w:r>
       <w:r>
-        <w:rPr>
-          <w:sz w:val="28"/>
-          <w:szCs w:val="28"/>
-          <w:lang w:val="en-IN"/>
-        </w:rPr>
-        <w:br/>
+        <w:t xml:space="preserve"> </w:t>
       </w:r>
       <w:r>
         <w:rPr>
@@ -148,6 +161,34 @@
           <w:szCs w:val="28"/>
           <w:lang w:val="en-IN"/>
         </w:rPr>
+        <w:t>shahbaz_june_24</w:t>
+      </w:r>
+      <w:r>
+        <w:rPr>
+          <w:b/>
+          <w:bCs/>
+          <w:sz w:val="28"/>
+          <w:szCs w:val="28"/>
+          <w:lang w:val="en-IN"/>
+        </w:rPr>
+        <w:t>(git)</w:t>
+      </w:r>
+      <w:r>
+        <w:rPr>
+          <w:sz w:val="28"/>
+          <w:szCs w:val="28"/>
+          <w:lang w:val="en-IN"/>
+        </w:rPr>
+        <w:br/>
+      </w:r>
+      <w:r>
+        <w:rPr>
+          <w:b/>
+          <w:bCs/>
+          <w:sz w:val="28"/>
+          <w:szCs w:val="28"/>
+          <w:lang w:val="en-IN"/>
+        </w:rPr>
         <w:t>Assessment:</w:t>
       </w:r>
       <w:r>
@@ -156,7 +197,33 @@
           <w:szCs w:val="28"/>
           <w:lang w:val="en-IN"/>
         </w:rPr>
-        <w:t xml:space="preserve"> Playwright UI Automation</w:t>
+        <w:t xml:space="preserve"> </w:t>
+      </w:r>
+      <w:proofErr w:type="spellStart"/>
+      <w:r>
+        <w:rPr>
+          <w:sz w:val="28"/>
+          <w:szCs w:val="28"/>
+          <w:lang w:val="en-IN"/>
+        </w:rPr>
+        <w:t>Nykaa</w:t>
+      </w:r>
+      <w:proofErr w:type="spellEnd"/>
+      <w:r>
+        <w:rPr>
+          <w:sz w:val="28"/>
+          <w:szCs w:val="28"/>
+          <w:lang w:val="en-IN"/>
+        </w:rPr>
+        <w:t xml:space="preserve"> Ecommerce </w:t>
+      </w:r>
+      <w:r>
+        <w:rPr>
+          <w:sz w:val="28"/>
+          <w:szCs w:val="28"/>
+          <w:lang w:val="en-IN"/>
+        </w:rPr>
+        <w:t>Playwright UI Automation</w:t>
       </w:r>
     </w:p>
     <w:p/>
@@ -178,7 +245,25 @@
           <w:szCs w:val="48"/>
           <w:u w:val="single"/>
         </w:rPr>
-        <w:t xml:space="preserve">Question NO 2 </w:t>
+        <w:t xml:space="preserve">Question NO </w:t>
+      </w:r>
+      <w:r>
+        <w:rPr>
+          <w:color w:val="auto"/>
+          <w:sz w:val="48"/>
+          <w:szCs w:val="48"/>
+          <w:u w:val="single"/>
+        </w:rPr>
+        <w:t>1</w:t>
+      </w:r>
+      <w:r>
+        <w:rPr>
+          <w:color w:val="auto"/>
+          <w:sz w:val="48"/>
+          <w:szCs w:val="48"/>
+          <w:u w:val="single"/>
+        </w:rPr>
+        <w:t xml:space="preserve"> </w:t>
       </w:r>
     </w:p>
     <w:p/>
@@ -217,96 +302,148 @@
           <w:szCs w:val="28"/>
           <w:lang w:val="en-IN"/>
         </w:rPr>
-        <w:t>The objective of this automation project is to validate the core functionality of the application using Playwright.</w:t>
-      </w:r>
-    </w:p>
-    <w:p>
-      <w:pPr>
+        <w:t>The objective of this automation project is to validate the core functionality of the application using Playwright</w:t>
+      </w:r>
+      <w:r>
         <w:rPr>
           <w:sz w:val="28"/>
           <w:szCs w:val="28"/>
           <w:lang w:val="en-IN"/>
         </w:rPr>
-      </w:pPr>
-      <w:r>
-        <w:rPr>
-          <w:sz w:val="28"/>
-          <w:szCs w:val="28"/>
-          <w:lang w:val="en-IN"/>
-        </w:rPr>
-        <w:t>The automated test suite verifies critical user workflows and ensures that the application behaves as expected across supported browsers. The framework is designed to provide reliable, maintainable, and scalable UI automation.</w:t>
-      </w:r>
-    </w:p>
-    <w:p>
-      <w:pPr>
-        <w:rPr>
-          <w:sz w:val="28"/>
-          <w:szCs w:val="28"/>
-          <w:lang w:val="en-IN"/>
-        </w:rPr>
-      </w:pPr>
-    </w:p>
-    <w:p>
-      <w:pPr>
-        <w:pStyle w:val="Heading1"/>
-        <w:rPr>
-          <w:color w:val="auto"/>
-          <w:sz w:val="32"/>
-          <w:szCs w:val="32"/>
-          <w:u w:val="single"/>
-        </w:rPr>
-      </w:pPr>
-      <w:proofErr w:type="spellStart"/>
-      <w:r>
-        <w:rPr>
-          <w:color w:val="auto"/>
-          <w:sz w:val="32"/>
-          <w:szCs w:val="32"/>
-          <w:u w:val="single"/>
-        </w:rPr>
-        <w:t>Github</w:t>
-      </w:r>
-      <w:proofErr w:type="spellEnd"/>
-      <w:r>
-        <w:rPr>
-          <w:color w:val="auto"/>
-          <w:sz w:val="32"/>
-          <w:szCs w:val="32"/>
-          <w:u w:val="single"/>
-        </w:rPr>
-        <w:t xml:space="preserve"> Link </w:t>
-      </w:r>
-    </w:p>
-    <w:p>
-      <w:pPr>
-        <w:rPr>
-          <w:sz w:val="28"/>
-          <w:szCs w:val="28"/>
-        </w:rPr>
-      </w:pPr>
-      <w:r>
-        <w:rPr>
-          <w:sz w:val="28"/>
-          <w:szCs w:val="28"/>
-        </w:rPr>
-        <w:t>My Branch name is Shahbaz_QA_gate1 and link is</w:t>
-      </w:r>
-      <w:r>
-        <w:rPr>
-          <w:sz w:val="28"/>
-          <w:szCs w:val="28"/>
-        </w:rPr>
-        <w:t xml:space="preserve">  </w:t>
-      </w:r>
-    </w:p>
-    <w:p>
-      <w:hyperlink r:id="rId6" w:history="1">
-        <w:proofErr w:type="spellStart"/>
+        <w:t xml:space="preserve"> with website </w:t>
+      </w:r>
+      <w:hyperlink r:id="rId8" w:history="1">
         <w:r>
           <w:rPr>
             <w:rStyle w:val="Hyperlink"/>
             <w:sz w:val="28"/>
             <w:szCs w:val="28"/>
+            <w:lang w:val="en-IN"/>
+          </w:rPr>
+          <w:t>https://www.nykaa.com/</w:t>
+        </w:r>
+      </w:hyperlink>
+      <w:r>
+        <w:rPr>
+          <w:sz w:val="28"/>
+          <w:szCs w:val="28"/>
+          <w:lang w:val="en-IN"/>
+        </w:rPr>
+        <w:t xml:space="preserve"> </w:t>
+      </w:r>
+    </w:p>
+    <w:p>
+      <w:pPr>
+        <w:rPr>
+          <w:sz w:val="28"/>
+          <w:szCs w:val="28"/>
+          <w:lang w:val="en-IN"/>
+        </w:rPr>
+      </w:pPr>
+      <w:r>
+        <w:rPr>
+          <w:sz w:val="28"/>
+          <w:szCs w:val="28"/>
+          <w:lang w:val="en-IN"/>
+        </w:rPr>
+        <w:t>The automated test suite verifies critical user workflows and ensures that the application behaves as expected across supported browsers. The framework is designed to provide reliable, maintainable, and scalable UI automation.</w:t>
+      </w:r>
+    </w:p>
+    <w:p>
+      <w:pPr>
+        <w:rPr>
+          <w:sz w:val="28"/>
+          <w:szCs w:val="28"/>
+          <w:lang w:val="en-IN"/>
+        </w:rPr>
+      </w:pPr>
+    </w:p>
+    <w:p>
+      <w:pPr>
+        <w:pStyle w:val="Heading1"/>
+        <w:rPr>
+          <w:color w:val="auto"/>
+          <w:sz w:val="32"/>
+          <w:szCs w:val="32"/>
+          <w:u w:val="single"/>
+        </w:rPr>
+      </w:pPr>
+      <w:proofErr w:type="spellStart"/>
+      <w:r>
+        <w:rPr>
+          <w:color w:val="auto"/>
+          <w:sz w:val="32"/>
+          <w:szCs w:val="32"/>
+          <w:u w:val="single"/>
+        </w:rPr>
+        <w:t>Github</w:t>
+      </w:r>
+      <w:proofErr w:type="spellEnd"/>
+      <w:r>
+        <w:rPr>
+          <w:color w:val="auto"/>
+          <w:sz w:val="32"/>
+          <w:szCs w:val="32"/>
+          <w:u w:val="single"/>
+        </w:rPr>
+        <w:t xml:space="preserve"> Link </w:t>
+      </w:r>
+    </w:p>
+    <w:p>
+      <w:pPr>
+        <w:rPr>
+          <w:sz w:val="28"/>
+          <w:szCs w:val="28"/>
+        </w:rPr>
+      </w:pPr>
+      <w:r>
+        <w:rPr>
+          <w:sz w:val="28"/>
+          <w:szCs w:val="28"/>
+        </w:rPr>
+        <w:t xml:space="preserve">My Branch name is </w:t>
+      </w:r>
+      <w:r>
+        <w:rPr>
+          <w:b/>
+          <w:bCs/>
+          <w:sz w:val="28"/>
+          <w:szCs w:val="28"/>
+          <w:lang w:val="en-IN"/>
+        </w:rPr>
+        <w:t>shahbaz_june_24</w:t>
+      </w:r>
+      <w:r>
+        <w:rPr>
+          <w:b/>
+          <w:bCs/>
+          <w:sz w:val="28"/>
+          <w:szCs w:val="28"/>
+          <w:lang w:val="en-IN"/>
+        </w:rPr>
+        <w:t xml:space="preserve"> </w:t>
+      </w:r>
+      <w:r>
+        <w:rPr>
+          <w:sz w:val="28"/>
+          <w:szCs w:val="28"/>
+        </w:rPr>
+        <w:t>and link is</w:t>
+      </w:r>
+      <w:r>
+        <w:rPr>
+          <w:sz w:val="28"/>
+          <w:szCs w:val="28"/>
+        </w:rPr>
+        <w:t xml:space="preserve">  </w:t>
+      </w:r>
+    </w:p>
+    <w:p>
+      <w:hyperlink r:id="rId9" w:history="1">
+        <w:proofErr w:type="spellStart"/>
+        <w:r>
+          <w:rPr>
+            <w:rStyle w:val="Hyperlink"/>
           </w:rPr>
           <w:t>ust</w:t>
         </w:r>
@@ -314,8 +451,6 @@
         <w:r>
           <w:rPr>
             <w:rStyle w:val="Hyperlink"/>
-            <w:sz w:val="28"/>
-            <w:szCs w:val="28"/>
           </w:rPr>
           <w:t>-</w:t>
         </w:r>
@@ -323,8 +458,6 @@
         <w:r>
           <w:rPr>
             <w:rStyle w:val="Hyperlink"/>
-            <w:sz w:val="28"/>
-            <w:szCs w:val="28"/>
           </w:rPr>
           <w:t>sdet</w:t>
         </w:r>
@@ -332,24 +465,17 @@
         <w:r>
           <w:rPr>
             <w:rStyle w:val="Hyperlink"/>
-            <w:sz w:val="28"/>
-            <w:szCs w:val="28"/>
           </w:rPr>
-          <w:t>-training/SDET at shahbaz-QA-gate1</w:t>
+          <w:t>-training/SDET at shahbaz_june_24</w:t>
         </w:r>
       </w:hyperlink>
+      <w:r>
+        <w:t xml:space="preserve">  </w:t>
+      </w:r>
     </w:p>
     <w:p/>
     <w:p>
       <w:pPr>
-        <w:rPr>
-          <w:sz w:val="32"/>
-          <w:szCs w:val="32"/>
-          <w:u w:val="single"/>
-          <w:lang w:val="en-IN"/>
-        </w:rPr>
-      </w:pPr>
-      <w:r>
         <w:rPr>
           <w:b/>
           <w:bCs/>
@@ -358,25 +484,151 @@
           <w:u w:val="single"/>
           <w:lang w:val="en-IN"/>
         </w:rPr>
-        <w:t>User Story</w:t>
-      </w:r>
+      </w:pPr>
     </w:p>
     <w:p>
       <w:pPr>
         <w:rPr>
-          <w:sz w:val="28"/>
-          <w:szCs w:val="28"/>
+          <w:sz w:val="32"/>
+          <w:szCs w:val="32"/>
+          <w:u w:val="single"/>
           <w:lang w:val="en-IN"/>
         </w:rPr>
       </w:pPr>
       <w:r>
         <w:rPr>
-          <w:sz w:val="28"/>
-          <w:szCs w:val="28"/>
+          <w:b/>
+          <w:bCs/>
+          <w:sz w:val="32"/>
+          <w:szCs w:val="32"/>
+          <w:u w:val="single"/>
           <w:lang w:val="en-IN"/>
         </w:rPr>
         <w:lastRenderedPageBreak/>
+        <w:t>User Story</w:t>
+      </w:r>
+    </w:p>
+    <w:p>
+      <w:pPr>
+        <w:rPr>
+          <w:sz w:val="28"/>
+          <w:szCs w:val="28"/>
+          <w:lang w:val="en-IN"/>
+        </w:rPr>
+      </w:pPr>
+      <w:r>
+        <w:rPr>
+          <w:sz w:val="28"/>
+          <w:szCs w:val="28"/>
+          <w:lang w:val="en-IN"/>
+        </w:rPr>
         <w:t>As a user, I want to perform the application workflow successfully so that I can complete my task without errors and receive the expected results from the system.</w:t>
+      </w:r>
+    </w:p>
+    <w:p>
+      <w:pPr>
+        <w:pStyle w:val="ListParagraph"/>
+        <w:numPr>
+          <w:ilvl w:val="0"/>
+          <w:numId w:val="20"/>
+        </w:numPr>
+        <w:rPr>
+          <w:sz w:val="28"/>
+          <w:szCs w:val="28"/>
+          <w:lang w:val="en-IN"/>
+        </w:rPr>
+      </w:pPr>
+      <w:r>
+        <w:rPr>
+          <w:sz w:val="28"/>
+          <w:szCs w:val="28"/>
+          <w:lang w:val="en-IN"/>
+        </w:rPr>
+        <w:t xml:space="preserve">Home page of </w:t>
+      </w:r>
+      <w:proofErr w:type="spellStart"/>
+      <w:r>
+        <w:rPr>
+          <w:sz w:val="28"/>
+          <w:szCs w:val="28"/>
+          <w:lang w:val="en-IN"/>
+        </w:rPr>
+        <w:t>nykaa</w:t>
+      </w:r>
+      <w:proofErr w:type="spellEnd"/>
+      <w:r>
+        <w:rPr>
+          <w:sz w:val="28"/>
+          <w:szCs w:val="28"/>
+          <w:lang w:val="en-IN"/>
+        </w:rPr>
+        <w:t xml:space="preserve"> is visible .</w:t>
+      </w:r>
+    </w:p>
+    <w:p>
+      <w:pPr>
+        <w:pStyle w:val="ListParagraph"/>
+        <w:numPr>
+          <w:ilvl w:val="0"/>
+          <w:numId w:val="20"/>
+        </w:numPr>
+        <w:rPr>
+          <w:sz w:val="28"/>
+          <w:szCs w:val="28"/>
+          <w:lang w:val="en-IN"/>
+        </w:rPr>
+      </w:pPr>
+      <w:r>
+        <w:rPr>
+          <w:sz w:val="28"/>
+          <w:szCs w:val="28"/>
+          <w:lang w:val="en-IN"/>
+        </w:rPr>
+        <w:t>Search text box is working as per given parameter</w:t>
+      </w:r>
+    </w:p>
+    <w:p>
+      <w:pPr>
+        <w:pStyle w:val="ListParagraph"/>
+        <w:numPr>
+          <w:ilvl w:val="0"/>
+          <w:numId w:val="20"/>
+        </w:numPr>
+        <w:rPr>
+          <w:sz w:val="28"/>
+          <w:szCs w:val="28"/>
+          <w:lang w:val="en-IN"/>
+        </w:rPr>
+      </w:pPr>
+      <w:r>
+        <w:rPr>
+          <w:sz w:val="28"/>
+          <w:szCs w:val="28"/>
+          <w:lang w:val="en-IN"/>
+        </w:rPr>
+        <w:t>Negative search that is not matched</w:t>
+      </w:r>
+    </w:p>
+    <w:p>
+      <w:pPr>
+        <w:pStyle w:val="ListParagraph"/>
+        <w:numPr>
+          <w:ilvl w:val="0"/>
+          <w:numId w:val="20"/>
+        </w:numPr>
+        <w:rPr>
+          <w:sz w:val="28"/>
+          <w:szCs w:val="28"/>
+          <w:lang w:val="en-IN"/>
+        </w:rPr>
+      </w:pPr>
+      <w:r>
+        <w:rPr>
+          <w:sz w:val="28"/>
+          <w:szCs w:val="28"/>
+          <w:lang w:val="en-IN"/>
+        </w:rPr>
+        <w:t>Empty search</w:t>
       </w:r>
     </w:p>
     <w:p>
@@ -595,6 +847,13 @@
           <w:sz w:val="28"/>
           <w:szCs w:val="28"/>
         </w:rPr>
+        <w:t>(Homepage)</w:t>
+      </w:r>
+      <w:r>
+        <w:rPr>
+          <w:sz w:val="28"/>
+          <w:szCs w:val="28"/>
+        </w:rPr>
         <w:br/>
         <w:t>- Fixtures (for reusable setup like login, credentials)</w:t>
       </w:r>
@@ -603,8 +862,38 @@
           <w:sz w:val="28"/>
           <w:szCs w:val="28"/>
         </w:rPr>
+        <w:t>(tests)</w:t>
+      </w:r>
+      <w:r>
+        <w:rPr>
+          <w:sz w:val="28"/>
+          <w:szCs w:val="28"/>
+        </w:rPr>
         <w:br/>
         <w:t>- Test files (business scenarios)</w:t>
+      </w:r>
+      <w:r>
+        <w:rPr>
+          <w:sz w:val="28"/>
+          <w:szCs w:val="28"/>
+        </w:rPr>
+        <w:t>(</w:t>
+      </w:r>
+      <w:proofErr w:type="spellStart"/>
+      <w:r>
+        <w:rPr>
+          <w:sz w:val="28"/>
+          <w:szCs w:val="28"/>
+        </w:rPr>
+        <w:t>nykaa.spec.ts</w:t>
+      </w:r>
+      <w:proofErr w:type="spellEnd"/>
+      <w:r>
+        <w:rPr>
+          <w:sz w:val="28"/>
+          <w:szCs w:val="28"/>
+        </w:rPr>
+        <w:t>)</w:t>
       </w:r>
       <w:r>
         <w:rPr>
@@ -678,7 +967,37 @@
           <w:szCs w:val="28"/>
         </w:rPr>
         <w:br/>
-        <w:t>2. Load fixtures (credentials, page, browser)</w:t>
+        <w:t xml:space="preserve">2. Load fixtures ( </w:t>
+      </w:r>
+      <w:proofErr w:type="spellStart"/>
+      <w:r>
+        <w:rPr>
+          <w:sz w:val="28"/>
+          <w:szCs w:val="28"/>
+        </w:rPr>
+        <w:t>page,</w:t>
+      </w:r>
+      <w:r>
+        <w:rPr>
+          <w:sz w:val="28"/>
+          <w:szCs w:val="28"/>
+        </w:rPr>
+        <w:t>test</w:t>
+      </w:r>
+      <w:r>
+        <w:rPr>
+          <w:sz w:val="28"/>
+          <w:szCs w:val="28"/>
+        </w:rPr>
+        <w:t>,expect</w:t>
+      </w:r>
+      <w:proofErr w:type="spellEnd"/>
+      <w:r>
+        <w:rPr>
+          <w:sz w:val="28"/>
+          <w:szCs w:val="28"/>
+        </w:rPr>
+        <w:t>)</w:t>
       </w:r>
       <w:r>
         <w:rPr>
@@ -689,7 +1008,6 @@
         <w:t xml:space="preserve">3. Navigate using </w:t>
       </w:r>
       <w:proofErr w:type="spellStart"/>
-      <w:proofErr w:type="gramStart"/>
       <w:r>
         <w:rPr>
           <w:sz w:val="28"/>
@@ -698,13 +1016,30 @@
         <w:t>page.goto</w:t>
       </w:r>
       <w:proofErr w:type="spellEnd"/>
-      <w:proofErr w:type="gramEnd"/>
-      <w:r>
-        <w:rPr>
-          <w:sz w:val="28"/>
-          <w:szCs w:val="28"/>
-        </w:rPr>
-        <w:t>()</w:t>
+      <w:r>
+        <w:rPr>
+          <w:sz w:val="28"/>
+          <w:szCs w:val="28"/>
+        </w:rPr>
+        <w:t>(</w:t>
+      </w:r>
+      <w:hyperlink r:id="rId10" w:history="1">
+        <w:r>
+          <w:rPr>
+            <w:rStyle w:val="Hyperlink"/>
+            <w:sz w:val="28"/>
+            <w:szCs w:val="28"/>
+            <w:lang w:val="en-IN"/>
+          </w:rPr>
+          <w:t>https://www.nykaa.com/</w:t>
+        </w:r>
+      </w:hyperlink>
+      <w:r>
+        <w:rPr>
+          <w:sz w:val="28"/>
+          <w:szCs w:val="28"/>
+        </w:rPr>
+        <w:t>)</w:t>
       </w:r>
       <w:r>
         <w:rPr>
@@ -720,6 +1055,13 @@
           <w:szCs w:val="28"/>
         </w:rPr>
         <w:br/>
+      </w:r>
+      <w:r>
+        <w:rPr>
+          <w:sz w:val="28"/>
+          <w:szCs w:val="28"/>
+        </w:rPr>
+        <w:lastRenderedPageBreak/>
         <w:t>5. Execute assertions</w:t>
       </w:r>
       <w:r>
@@ -748,20 +1090,16 @@
           <w:szCs w:val="32"/>
           <w:u w:val="single"/>
         </w:rPr>
-        <w:lastRenderedPageBreak/>
         <w:t>Folder Structure</w:t>
       </w:r>
     </w:p>
     <w:p>
       <w:r>
-        <w:rPr>
-          <w:noProof/>
-        </w:rPr>
         <w:drawing>
-          <wp:inline distT="0" distB="0" distL="0" distR="0" wp14:anchorId="2E35CCE0" wp14:editId="7D4A34A3">
-            <wp:extent cx="3803650" cy="5099050"/>
-            <wp:effectExtent l="0" t="0" r="6350" b="6350"/>
-            <wp:docPr id="1839910698" name="Picture 1"/>
+          <wp:inline distT="0" distB="0" distL="0" distR="0" wp14:anchorId="1D93BAD2" wp14:editId="4772CF39">
+            <wp:extent cx="2753109" cy="4439270"/>
+            <wp:effectExtent l="0" t="0" r="0" b="0"/>
+            <wp:docPr id="456191088" name="Picture 1"/>
             <wp:cNvGraphicFramePr>
               <a:graphicFrameLocks xmlns:a="http://schemas.openxmlformats.org/drawingml/2006/main" noChangeAspect="1"/>
             </wp:cNvGraphicFramePr>
@@ -769,36 +1107,23 @@
               <a:graphicData uri="http://schemas.openxmlformats.org/drawingml/2006/picture">
                 <pic:pic xmlns:pic="http://schemas.openxmlformats.org/drawingml/2006/picture">
                   <pic:nvPicPr>
-                    <pic:cNvPr id="0" name="Picture 1"/>
-                    <pic:cNvPicPr>
-                      <a:picLocks noChangeAspect="1" noChangeArrowheads="1"/>
-                    </pic:cNvPicPr>
+                    <pic:cNvPr id="456191088" name=""/>
+                    <pic:cNvPicPr/>
                   </pic:nvPicPr>
                   <pic:blipFill>
-                    <a:blip r:embed="rId7">
-                      <a:extLst>
-                        <a:ext uri="{28A0092B-C50C-407E-A947-70E740481C1C}">
-                          <a14:useLocalDpi xmlns:a14="http://schemas.microsoft.com/office/drawing/2010/main" val="0"/>
-                        </a:ext>
-                      </a:extLst>
-                    </a:blip>
-                    <a:srcRect/>
+                    <a:blip r:embed="rId11"/>
                     <a:stretch>
                       <a:fillRect/>
                     </a:stretch>
                   </pic:blipFill>
-                  <pic:spPr bwMode="auto">
+                  <pic:spPr>
                     <a:xfrm>
                       <a:off x="0" y="0"/>
-                      <a:ext cx="3803650" cy="5099050"/>
+                      <a:ext cx="2753109" cy="4439270"/>
                     </a:xfrm>
                     <a:prstGeom prst="rect">
                       <a:avLst/>
                     </a:prstGeom>
-                    <a:noFill/>
-                    <a:ln>
-                      <a:noFill/>
-                    </a:ln>
                   </pic:spPr>
                 </pic:pic>
               </a:graphicData>
@@ -841,6 +1166,29 @@
         </w:rPr>
         <w:t>Each UI page is represented as a class containing locators and methods. This improves maintainability and avoids duplication.</w:t>
       </w:r>
+      <w:r>
+        <w:rPr>
+          <w:sz w:val="28"/>
+          <w:szCs w:val="28"/>
+        </w:rPr>
+        <w:t xml:space="preserve"> I create </w:t>
+      </w:r>
+      <w:proofErr w:type="spellStart"/>
+      <w:r>
+        <w:rPr>
+          <w:sz w:val="28"/>
+          <w:szCs w:val="28"/>
+        </w:rPr>
+        <w:t>HomePage</w:t>
+      </w:r>
+      <w:proofErr w:type="spellEnd"/>
+      <w:r>
+        <w:rPr>
+          <w:sz w:val="28"/>
+          <w:szCs w:val="28"/>
+        </w:rPr>
+        <w:t xml:space="preserve"> for visible home page and search negative and positive actions.</w:t>
+      </w:r>
     </w:p>
     <w:p>
       <w:pPr>
@@ -849,16 +1197,223 @@
           <w:szCs w:val="28"/>
         </w:rPr>
       </w:pPr>
-      <w:r>
-        <w:rPr>
-          <w:noProof/>
+    </w:p>
+    <w:p>
+      <w:pPr>
+        <w:rPr>
+          <w:sz w:val="28"/>
+          <w:szCs w:val="28"/>
+        </w:rPr>
+      </w:pPr>
+    </w:p>
+    <w:p>
+      <w:pPr>
+        <w:rPr>
+          <w:sz w:val="28"/>
+          <w:szCs w:val="28"/>
+        </w:rPr>
+      </w:pPr>
+    </w:p>
+    <w:p>
+      <w:pPr>
+        <w:rPr>
+          <w:sz w:val="28"/>
+          <w:szCs w:val="28"/>
+        </w:rPr>
+      </w:pPr>
+      <w:r>
+        <w:rPr>
+          <w:sz w:val="28"/>
+          <w:szCs w:val="28"/>
         </w:rPr>
         <w:lastRenderedPageBreak/>
+        <w:t xml:space="preserve">Here I define 3 method </w:t>
+      </w:r>
+    </w:p>
+    <w:p>
+      <w:pPr>
+        <w:pStyle w:val="ListParagraph"/>
+        <w:numPr>
+          <w:ilvl w:val="0"/>
+          <w:numId w:val="22"/>
+        </w:numPr>
+        <w:rPr>
+          <w:b/>
+          <w:bCs/>
+          <w:sz w:val="28"/>
+          <w:szCs w:val="28"/>
+        </w:rPr>
+      </w:pPr>
+      <w:proofErr w:type="spellStart"/>
+      <w:r>
+        <w:rPr>
+          <w:rFonts w:ascii="Consolas" w:eastAsia="Times New Roman" w:hAnsi="Consolas" w:cs="Times New Roman"/>
+          <w:b/>
+          <w:bCs/>
+          <w:sz w:val="21"/>
+          <w:szCs w:val="21"/>
+          <w:lang w:val="en-IN" w:eastAsia="en-IN"/>
+        </w:rPr>
+        <w:t>navigateToHomePage</w:t>
+      </w:r>
+      <w:proofErr w:type="spellEnd"/>
+      <w:r>
+        <w:rPr>
+          <w:rFonts w:ascii="Consolas" w:eastAsia="Times New Roman" w:hAnsi="Consolas" w:cs="Times New Roman"/>
+          <w:b/>
+          <w:bCs/>
+          <w:sz w:val="21"/>
+          <w:szCs w:val="21"/>
+          <w:lang w:val="en-IN" w:eastAsia="en-IN"/>
+        </w:rPr>
+        <w:t>()</w:t>
+      </w:r>
+    </w:p>
+    <w:p>
+      <w:pPr>
+        <w:pStyle w:val="ListParagraph"/>
+        <w:numPr>
+          <w:ilvl w:val="0"/>
+          <w:numId w:val="22"/>
+        </w:numPr>
+        <w:rPr>
+          <w:b/>
+          <w:bCs/>
+          <w:sz w:val="28"/>
+          <w:szCs w:val="28"/>
+        </w:rPr>
+      </w:pPr>
+      <w:proofErr w:type="spellStart"/>
+      <w:r>
+        <w:rPr>
+          <w:rFonts w:ascii="Consolas" w:eastAsia="Times New Roman" w:hAnsi="Consolas" w:cs="Times New Roman"/>
+          <w:b/>
+          <w:bCs/>
+          <w:sz w:val="21"/>
+          <w:szCs w:val="21"/>
+          <w:lang w:val="en-IN" w:eastAsia="en-IN"/>
+        </w:rPr>
+        <w:t>positiveSearch</w:t>
+      </w:r>
+      <w:proofErr w:type="spellEnd"/>
+      <w:r>
+        <w:rPr>
+          <w:rFonts w:ascii="Consolas" w:eastAsia="Times New Roman" w:hAnsi="Consolas" w:cs="Times New Roman"/>
+          <w:b/>
+          <w:bCs/>
+          <w:sz w:val="21"/>
+          <w:szCs w:val="21"/>
+          <w:lang w:val="en-IN" w:eastAsia="en-IN"/>
+        </w:rPr>
+        <w:t>()</w:t>
+      </w:r>
+    </w:p>
+    <w:p>
+      <w:pPr>
+        <w:pStyle w:val="ListParagraph"/>
+        <w:numPr>
+          <w:ilvl w:val="0"/>
+          <w:numId w:val="22"/>
+        </w:numPr>
+        <w:rPr>
+          <w:b/>
+          <w:bCs/>
+          <w:sz w:val="28"/>
+          <w:szCs w:val="28"/>
+        </w:rPr>
+      </w:pPr>
+      <w:proofErr w:type="spellStart"/>
+      <w:r>
+        <w:rPr>
+          <w:rFonts w:ascii="Consolas" w:eastAsia="Times New Roman" w:hAnsi="Consolas" w:cs="Times New Roman"/>
+          <w:b/>
+          <w:bCs/>
+          <w:sz w:val="21"/>
+          <w:szCs w:val="21"/>
+          <w:lang w:val="en-IN" w:eastAsia="en-IN"/>
+        </w:rPr>
+        <w:t>negativeSearch</w:t>
+      </w:r>
+      <w:proofErr w:type="spellEnd"/>
+      <w:r>
+        <w:rPr>
+          <w:rFonts w:ascii="Consolas" w:eastAsia="Times New Roman" w:hAnsi="Consolas" w:cs="Times New Roman"/>
+          <w:b/>
+          <w:bCs/>
+          <w:sz w:val="21"/>
+          <w:szCs w:val="21"/>
+          <w:lang w:val="en-IN" w:eastAsia="en-IN"/>
+        </w:rPr>
+        <w:t>()</w:t>
+      </w:r>
+    </w:p>
+    <w:p>
+      <w:pPr>
+        <w:ind w:left="360"/>
+        <w:rPr>
+          <w:b/>
+          <w:bCs/>
+          <w:sz w:val="28"/>
+          <w:szCs w:val="28"/>
+        </w:rPr>
+      </w:pPr>
+    </w:p>
+    <w:p>
+      <w:pPr>
+        <w:ind w:left="360"/>
+        <w:rPr>
+          <w:b/>
+          <w:bCs/>
+          <w:sz w:val="28"/>
+          <w:szCs w:val="28"/>
+        </w:rPr>
+      </w:pPr>
+    </w:p>
+    <w:p>
+      <w:pPr>
+        <w:ind w:left="360"/>
+        <w:rPr>
+          <w:b/>
+          <w:bCs/>
+          <w:sz w:val="28"/>
+          <w:szCs w:val="28"/>
+        </w:rPr>
+      </w:pPr>
+    </w:p>
+    <w:p>
+      <w:pPr>
+        <w:pStyle w:val="ListParagraph"/>
+        <w:numPr>
+          <w:ilvl w:val="0"/>
+          <w:numId w:val="21"/>
+        </w:numPr>
+        <w:shd w:val="clear" w:color="auto" w:fill="121314"/>
+        <w:spacing w:after="0" w:line="285" w:lineRule="atLeast"/>
+        <w:rPr>
+          <w:sz w:val="28"/>
+          <w:szCs w:val="28"/>
+        </w:rPr>
+      </w:pPr>
+      <w:r>
+        <w:rPr>
+          <w:rFonts w:ascii="Consolas" w:eastAsia="Times New Roman" w:hAnsi="Consolas" w:cs="Times New Roman"/>
+          <w:color w:val="D2A8FF"/>
+          <w:sz w:val="21"/>
+          <w:szCs w:val="21"/>
+          <w:lang w:val="en-IN" w:eastAsia="en-IN"/>
+        </w:rPr>
+        <w:t xml:space="preserve"> </w:t>
+      </w:r>
+      <w:r>
+        <w:rPr>
+          <w:sz w:val="28"/>
+          <w:szCs w:val="28"/>
+        </w:rPr>
         <w:drawing>
-          <wp:inline distT="0" distB="0" distL="0" distR="0" wp14:anchorId="33CE20F4" wp14:editId="6136C695">
-            <wp:extent cx="5486400" cy="3251200"/>
-            <wp:effectExtent l="0" t="0" r="0" b="6350"/>
-            <wp:docPr id="809970027" name="Picture 2"/>
+          <wp:inline distT="0" distB="0" distL="0" distR="0" wp14:anchorId="4CF3A5CF" wp14:editId="142D5182">
+            <wp:extent cx="5486400" cy="3718560"/>
+            <wp:effectExtent l="0" t="0" r="0" b="0"/>
+            <wp:docPr id="1820000848" name="Picture 1"/>
             <wp:cNvGraphicFramePr>
               <a:graphicFrameLocks xmlns:a="http://schemas.openxmlformats.org/drawingml/2006/main" noChangeAspect="1"/>
             </wp:cNvGraphicFramePr>
@@ -866,36 +1421,23 @@
               <a:graphicData uri="http://schemas.openxmlformats.org/drawingml/2006/picture">
                 <pic:pic xmlns:pic="http://schemas.openxmlformats.org/drawingml/2006/picture">
                   <pic:nvPicPr>
-                    <pic:cNvPr id="0" name="Picture 3"/>
-                    <pic:cNvPicPr>
-                      <a:picLocks noChangeAspect="1" noChangeArrowheads="1"/>
-                    </pic:cNvPicPr>
+                    <pic:cNvPr id="1820000848" name=""/>
+                    <pic:cNvPicPr/>
                   </pic:nvPicPr>
                   <pic:blipFill>
-                    <a:blip r:embed="rId8">
-                      <a:extLst>
-                        <a:ext uri="{28A0092B-C50C-407E-A947-70E740481C1C}">
-                          <a14:useLocalDpi xmlns:a14="http://schemas.microsoft.com/office/drawing/2010/main" val="0"/>
-                        </a:ext>
-                      </a:extLst>
-                    </a:blip>
-                    <a:srcRect/>
+                    <a:blip r:embed="rId12"/>
                     <a:stretch>
                       <a:fillRect/>
                     </a:stretch>
                   </pic:blipFill>
-                  <pic:spPr bwMode="auto">
+                  <pic:spPr>
                     <a:xfrm>
                       <a:off x="0" y="0"/>
-                      <a:ext cx="5486400" cy="3251200"/>
+                      <a:ext cx="5486400" cy="3718560"/>
                     </a:xfrm>
                     <a:prstGeom prst="rect">
                       <a:avLst/>
                     </a:prstGeom>
-                    <a:noFill/>
-                    <a:ln>
-                      <a:noFill/>
-                    </a:ln>
                   </pic:spPr>
                 </pic:pic>
               </a:graphicData>
@@ -903,6 +1445,21 @@
           </wp:inline>
         </w:drawing>
       </w:r>
+      <w:r>
+        <w:rPr>
+          <w:sz w:val="28"/>
+          <w:szCs w:val="28"/>
+        </w:rPr>
+        <w:t xml:space="preserve"> </w:t>
+      </w:r>
+    </w:p>
+    <w:p>
+      <w:pPr>
+        <w:rPr>
+          <w:sz w:val="28"/>
+          <w:szCs w:val="28"/>
+        </w:rPr>
+      </w:pPr>
     </w:p>
     <w:p>
       <w:pPr>
@@ -938,53 +1495,26 @@
         </w:rPr>
         <w:t xml:space="preserve">Fixtures are used to provide reusable resources like </w:t>
       </w:r>
-      <w:proofErr w:type="gramStart"/>
-      <w:r>
-        <w:rPr>
-          <w:sz w:val="28"/>
-          <w:szCs w:val="28"/>
-        </w:rPr>
-        <w:t>page</w:t>
-      </w:r>
-      <w:proofErr w:type="gramEnd"/>
-      <w:r>
-        <w:rPr>
-          <w:sz w:val="28"/>
-          <w:szCs w:val="28"/>
-        </w:rPr>
-        <w:t xml:space="preserve">, </w:t>
-      </w:r>
-      <w:proofErr w:type="gramStart"/>
-      <w:r>
-        <w:rPr>
-          <w:sz w:val="28"/>
-          <w:szCs w:val="28"/>
-        </w:rPr>
-        <w:t>browser</w:t>
-      </w:r>
-      <w:proofErr w:type="gramEnd"/>
-      <w:r>
-        <w:rPr>
-          <w:sz w:val="28"/>
-          <w:szCs w:val="28"/>
-        </w:rPr>
-        <w:t xml:space="preserve">, login </w:t>
-      </w:r>
-      <w:proofErr w:type="gramStart"/>
-      <w:r>
-        <w:rPr>
-          <w:sz w:val="28"/>
-          <w:szCs w:val="28"/>
-        </w:rPr>
-        <w:t>session</w:t>
-      </w:r>
-      <w:proofErr w:type="gramEnd"/>
-      <w:r>
-        <w:rPr>
-          <w:sz w:val="28"/>
-          <w:szCs w:val="28"/>
-        </w:rPr>
-        <w:t>, and credentials. All user credentials are stored in fixtures for centralized management.</w:t>
+      <w:r>
+        <w:rPr>
+          <w:sz w:val="28"/>
+          <w:szCs w:val="28"/>
+        </w:rPr>
+        <w:t xml:space="preserve">home </w:t>
+      </w:r>
+      <w:r>
+        <w:rPr>
+          <w:sz w:val="28"/>
+          <w:szCs w:val="28"/>
+        </w:rPr>
+        <w:t>page,  session</w:t>
+      </w:r>
+      <w:r>
+        <w:rPr>
+          <w:sz w:val="28"/>
+          <w:szCs w:val="28"/>
+        </w:rPr>
+        <w:t xml:space="preserve">. So that can access home page method and we can use POM Homepage in test easily assert all the things by using home </w:t>
       </w:r>
     </w:p>
     <w:p>
@@ -996,13 +1526,15 @@
       </w:pPr>
       <w:r>
         <w:rPr>
-          <w:noProof/>
-        </w:rPr>
+          <w:sz w:val="28"/>
+          <w:szCs w:val="28"/>
+        </w:rPr>
+        <w:lastRenderedPageBreak/>
         <w:drawing>
-          <wp:inline distT="0" distB="0" distL="0" distR="0" wp14:anchorId="2B22D606" wp14:editId="723889D0">
-            <wp:extent cx="5486400" cy="2677160"/>
-            <wp:effectExtent l="0" t="0" r="0" b="8890"/>
-            <wp:docPr id="1594636858" name="Picture 3"/>
+          <wp:inline distT="0" distB="0" distL="0" distR="0" wp14:anchorId="44A2D034" wp14:editId="772E2236">
+            <wp:extent cx="5486400" cy="3145790"/>
+            <wp:effectExtent l="0" t="0" r="0" b="0"/>
+            <wp:docPr id="940732525" name="Picture 1"/>
             <wp:cNvGraphicFramePr>
               <a:graphicFrameLocks xmlns:a="http://schemas.openxmlformats.org/drawingml/2006/main" noChangeAspect="1"/>
             </wp:cNvGraphicFramePr>
@@ -1010,36 +1542,23 @@
               <a:graphicData uri="http://schemas.openxmlformats.org/drawingml/2006/picture">
                 <pic:pic xmlns:pic="http://schemas.openxmlformats.org/drawingml/2006/picture">
                   <pic:nvPicPr>
-                    <pic:cNvPr id="0" name="Picture 5"/>
-                    <pic:cNvPicPr>
-                      <a:picLocks noChangeAspect="1" noChangeArrowheads="1"/>
-                    </pic:cNvPicPr>
+                    <pic:cNvPr id="940732525" name=""/>
+                    <pic:cNvPicPr/>
                   </pic:nvPicPr>
                   <pic:blipFill>
-                    <a:blip r:embed="rId9">
-                      <a:extLst>
-                        <a:ext uri="{28A0092B-C50C-407E-A947-70E740481C1C}">
-                          <a14:useLocalDpi xmlns:a14="http://schemas.microsoft.com/office/drawing/2010/main" val="0"/>
-                        </a:ext>
-                      </a:extLst>
-                    </a:blip>
-                    <a:srcRect/>
+                    <a:blip r:embed="rId13"/>
                     <a:stretch>
                       <a:fillRect/>
                     </a:stretch>
                   </pic:blipFill>
-                  <pic:spPr bwMode="auto">
+                  <pic:spPr>
                     <a:xfrm>
                       <a:off x="0" y="0"/>
-                      <a:ext cx="5486400" cy="2677160"/>
+                      <a:ext cx="5486400" cy="3145790"/>
                     </a:xfrm>
                     <a:prstGeom prst="rect">
                       <a:avLst/>
                     </a:prstGeom>
-                    <a:noFill/>
-                    <a:ln>
-                      <a:noFill/>
-                    </a:ln>
                   </pic:spPr>
                 </pic:pic>
               </a:graphicData>
@@ -1065,7 +1584,6 @@
           <w:szCs w:val="32"/>
           <w:u w:val="single"/>
         </w:rPr>
-        <w:lastRenderedPageBreak/>
         <w:t xml:space="preserve">Code </w:t>
       </w:r>
       <w:r>
@@ -1112,13 +1630,14 @@
       </w:r>
       <w:r>
         <w:rPr>
-          <w:noProof/>
+          <w:sz w:val="28"/>
+          <w:szCs w:val="28"/>
         </w:rPr>
         <w:drawing>
-          <wp:inline distT="0" distB="0" distL="0" distR="0" wp14:anchorId="2ED6584B" wp14:editId="3E4AC60D">
-            <wp:extent cx="5486400" cy="3864610"/>
-            <wp:effectExtent l="0" t="0" r="0" b="2540"/>
-            <wp:docPr id="2012726890" name="Picture 4"/>
+          <wp:inline distT="0" distB="0" distL="0" distR="0" wp14:anchorId="3F66FF1D" wp14:editId="393C45BB">
+            <wp:extent cx="5486400" cy="3087370"/>
+            <wp:effectExtent l="0" t="0" r="0" b="0"/>
+            <wp:docPr id="1253297187" name="Picture 1"/>
             <wp:cNvGraphicFramePr>
               <a:graphicFrameLocks xmlns:a="http://schemas.openxmlformats.org/drawingml/2006/main" noChangeAspect="1"/>
             </wp:cNvGraphicFramePr>
@@ -1126,36 +1645,23 @@
               <a:graphicData uri="http://schemas.openxmlformats.org/drawingml/2006/picture">
                 <pic:pic xmlns:pic="http://schemas.openxmlformats.org/drawingml/2006/picture">
                   <pic:nvPicPr>
-                    <pic:cNvPr id="0" name="Picture 7"/>
-                    <pic:cNvPicPr>
-                      <a:picLocks noChangeAspect="1" noChangeArrowheads="1"/>
-                    </pic:cNvPicPr>
+                    <pic:cNvPr id="1253297187" name=""/>
+                    <pic:cNvPicPr/>
                   </pic:nvPicPr>
                   <pic:blipFill>
-                    <a:blip r:embed="rId10">
-                      <a:extLst>
-                        <a:ext uri="{28A0092B-C50C-407E-A947-70E740481C1C}">
-                          <a14:useLocalDpi xmlns:a14="http://schemas.microsoft.com/office/drawing/2010/main" val="0"/>
-                        </a:ext>
-                      </a:extLst>
-                    </a:blip>
-                    <a:srcRect/>
+                    <a:blip r:embed="rId14"/>
                     <a:stretch>
                       <a:fillRect/>
                     </a:stretch>
                   </pic:blipFill>
-                  <pic:spPr bwMode="auto">
+                  <pic:spPr>
                     <a:xfrm>
                       <a:off x="0" y="0"/>
-                      <a:ext cx="5486400" cy="3864610"/>
+                      <a:ext cx="5486400" cy="3087370"/>
                     </a:xfrm>
                     <a:prstGeom prst="rect">
                       <a:avLst/>
                     </a:prstGeom>
-                    <a:noFill/>
-                    <a:ln>
-                      <a:noFill/>
-                    </a:ln>
                   </pic:spPr>
                 </pic:pic>
               </a:graphicData>
@@ -1163,6 +1669,1010 @@
           </wp:inline>
         </w:drawing>
       </w:r>
+    </w:p>
+    <w:p>
+      <w:pPr>
+        <w:rPr>
+          <w:sz w:val="28"/>
+          <w:szCs w:val="28"/>
+        </w:rPr>
+      </w:pPr>
+      <w:r>
+        <w:rPr>
+          <w:sz w:val="28"/>
+          <w:szCs w:val="28"/>
+        </w:rPr>
+        <w:t xml:space="preserve">Here 1 test </w:t>
+      </w:r>
+    </w:p>
+    <w:p>
+      <w:pPr>
+        <w:rPr>
+          <w:sz w:val="24"/>
+          <w:szCs w:val="24"/>
+          <w:lang w:val="en-IN"/>
+        </w:rPr>
+      </w:pPr>
+      <w:r>
+        <w:rPr>
+          <w:sz w:val="24"/>
+          <w:szCs w:val="24"/>
+        </w:rPr>
+        <w:t xml:space="preserve">check home page verification by expect </w:t>
+      </w:r>
+      <w:proofErr w:type="spellStart"/>
+      <w:r>
+        <w:rPr>
+          <w:sz w:val="24"/>
+          <w:szCs w:val="24"/>
+        </w:rPr>
+        <w:t>url</w:t>
+      </w:r>
+      <w:proofErr w:type="spellEnd"/>
+      <w:r>
+        <w:rPr>
+          <w:sz w:val="24"/>
+          <w:szCs w:val="24"/>
+        </w:rPr>
+        <w:t>”</w:t>
+      </w:r>
+      <w:r>
+        <w:rPr>
+          <w:rFonts w:ascii="Consolas" w:eastAsia="Times New Roman" w:hAnsi="Consolas" w:cs="Times New Roman"/>
+          <w:color w:val="FFA657"/>
+          <w:sz w:val="20"/>
+          <w:szCs w:val="20"/>
+          <w:lang w:val="en-IN" w:eastAsia="en-IN"/>
+        </w:rPr>
+        <w:t xml:space="preserve"> </w:t>
+      </w:r>
+      <w:r>
+        <w:rPr>
+          <w:sz w:val="24"/>
+          <w:szCs w:val="24"/>
+          <w:lang w:val="en-IN"/>
+        </w:rPr>
+        <w:t xml:space="preserve">      </w:t>
+      </w:r>
+    </w:p>
+    <w:p>
+      <w:pPr>
+        <w:rPr>
+          <w:sz w:val="24"/>
+          <w:szCs w:val="24"/>
+          <w:lang w:val="en-IN"/>
+        </w:rPr>
+      </w:pPr>
+      <w:r>
+        <w:rPr>
+          <w:sz w:val="24"/>
+          <w:szCs w:val="24"/>
+          <w:lang w:val="en-IN"/>
+        </w:rPr>
+        <w:t xml:space="preserve">  await </w:t>
+      </w:r>
+      <w:proofErr w:type="spellStart"/>
+      <w:r>
+        <w:rPr>
+          <w:sz w:val="24"/>
+          <w:szCs w:val="24"/>
+          <w:lang w:val="en-IN"/>
+        </w:rPr>
+        <w:t>this.page.waitForURL</w:t>
+      </w:r>
+      <w:proofErr w:type="spellEnd"/>
+      <w:r>
+        <w:rPr>
+          <w:sz w:val="24"/>
+          <w:szCs w:val="24"/>
+          <w:lang w:val="en-IN"/>
+        </w:rPr>
+        <w:t>('https://www.nykaa.com/');</w:t>
+      </w:r>
+    </w:p>
+    <w:p>
+      <w:pPr>
+        <w:rPr>
+          <w:sz w:val="24"/>
+          <w:szCs w:val="24"/>
+          <w:lang w:val="en-IN"/>
+        </w:rPr>
+      </w:pPr>
+      <w:r>
+        <w:rPr>
+          <w:sz w:val="24"/>
+          <w:szCs w:val="24"/>
+          <w:lang w:val="en-IN"/>
+        </w:rPr>
+        <w:lastRenderedPageBreak/>
+        <w:t>        await expect(</w:t>
+      </w:r>
+      <w:proofErr w:type="spellStart"/>
+      <w:r>
+        <w:rPr>
+          <w:sz w:val="24"/>
+          <w:szCs w:val="24"/>
+          <w:lang w:val="en-IN"/>
+        </w:rPr>
+        <w:t>page.getByRole</w:t>
+      </w:r>
+      <w:proofErr w:type="spellEnd"/>
+      <w:r>
+        <w:rPr>
+          <w:sz w:val="24"/>
+          <w:szCs w:val="24"/>
+          <w:lang w:val="en-IN"/>
+        </w:rPr>
+        <w:t>('link', { name: '</w:t>
+      </w:r>
+      <w:proofErr w:type="spellStart"/>
+      <w:r>
+        <w:rPr>
+          <w:sz w:val="24"/>
+          <w:szCs w:val="24"/>
+          <w:lang w:val="en-IN"/>
+        </w:rPr>
+        <w:t>Nykaa</w:t>
+      </w:r>
+      <w:proofErr w:type="spellEnd"/>
+      <w:r>
+        <w:rPr>
+          <w:sz w:val="24"/>
+          <w:szCs w:val="24"/>
+          <w:lang w:val="en-IN"/>
+        </w:rPr>
+        <w:t xml:space="preserve"> Logo' })).</w:t>
+      </w:r>
+      <w:proofErr w:type="spellStart"/>
+      <w:r>
+        <w:rPr>
+          <w:sz w:val="24"/>
+          <w:szCs w:val="24"/>
+          <w:lang w:val="en-IN"/>
+        </w:rPr>
+        <w:t>toBeVisible</w:t>
+      </w:r>
+      <w:proofErr w:type="spellEnd"/>
+      <w:r>
+        <w:rPr>
+          <w:sz w:val="24"/>
+          <w:szCs w:val="24"/>
+          <w:lang w:val="en-IN"/>
+        </w:rPr>
+        <w:t>();</w:t>
+      </w:r>
+    </w:p>
+    <w:p>
+      <w:pPr>
+        <w:rPr>
+          <w:sz w:val="24"/>
+          <w:szCs w:val="24"/>
+          <w:lang w:val="en-IN"/>
+        </w:rPr>
+      </w:pPr>
+      <w:r>
+        <w:rPr>
+          <w:sz w:val="24"/>
+          <w:szCs w:val="24"/>
+          <w:lang w:val="en-IN"/>
+        </w:rPr>
+        <w:t>        await expect(</w:t>
+      </w:r>
+      <w:proofErr w:type="spellStart"/>
+      <w:r>
+        <w:rPr>
+          <w:sz w:val="24"/>
+          <w:szCs w:val="24"/>
+          <w:lang w:val="en-IN"/>
+        </w:rPr>
+        <w:t>page.locator</w:t>
+      </w:r>
+      <w:proofErr w:type="spellEnd"/>
+      <w:r>
+        <w:rPr>
+          <w:sz w:val="24"/>
+          <w:szCs w:val="24"/>
+          <w:lang w:val="en-IN"/>
+        </w:rPr>
+        <w:t>('.image-wrapper.css-19k52lt &gt; .css-13o7eu2')).</w:t>
+      </w:r>
+      <w:proofErr w:type="spellStart"/>
+      <w:r>
+        <w:rPr>
+          <w:sz w:val="24"/>
+          <w:szCs w:val="24"/>
+          <w:lang w:val="en-IN"/>
+        </w:rPr>
+        <w:t>toBeVisible</w:t>
+      </w:r>
+      <w:proofErr w:type="spellEnd"/>
+      <w:r>
+        <w:rPr>
+          <w:sz w:val="24"/>
+          <w:szCs w:val="24"/>
+          <w:lang w:val="en-IN"/>
+        </w:rPr>
+        <w:t>();</w:t>
+      </w:r>
+    </w:p>
+    <w:p>
+      <w:pPr>
+        <w:rPr>
+          <w:sz w:val="24"/>
+          <w:szCs w:val="24"/>
+          <w:lang w:val="en-IN"/>
+        </w:rPr>
+      </w:pPr>
+    </w:p>
+    <w:p>
+      <w:pPr>
+        <w:rPr>
+          <w:sz w:val="24"/>
+          <w:szCs w:val="24"/>
+          <w:lang w:val="en-IN"/>
+        </w:rPr>
+      </w:pPr>
+      <w:r>
+        <w:rPr>
+          <w:sz w:val="24"/>
+          <w:szCs w:val="24"/>
+          <w:lang w:val="en-IN"/>
+        </w:rPr>
+        <w:t>2 Test</w:t>
+      </w:r>
+    </w:p>
+    <w:p>
+      <w:pPr>
+        <w:rPr>
+          <w:sz w:val="24"/>
+          <w:szCs w:val="24"/>
+          <w:lang w:val="en-IN"/>
+        </w:rPr>
+      </w:pPr>
+      <w:r>
+        <w:rPr>
+          <w:sz w:val="24"/>
+          <w:szCs w:val="24"/>
+          <w:lang w:val="en-IN"/>
+        </w:rPr>
+        <w:t>I verify search is working for match type of and after fill “shirt”</w:t>
+      </w:r>
+    </w:p>
+    <w:p>
+      <w:pPr>
+        <w:rPr>
+          <w:sz w:val="24"/>
+          <w:szCs w:val="24"/>
+          <w:lang w:val="en-IN"/>
+        </w:rPr>
+      </w:pPr>
+      <w:r>
+        <w:rPr>
+          <w:sz w:val="24"/>
+          <w:szCs w:val="24"/>
+          <w:lang w:val="en-IN"/>
+        </w:rPr>
+        <w:t xml:space="preserve">Then expect </w:t>
+      </w:r>
+    </w:p>
+    <w:p>
+      <w:pPr>
+        <w:rPr>
+          <w:sz w:val="24"/>
+          <w:szCs w:val="24"/>
+          <w:lang w:val="en-IN"/>
+        </w:rPr>
+      </w:pPr>
+      <w:r>
+        <w:rPr>
+          <w:sz w:val="24"/>
+          <w:szCs w:val="24"/>
+          <w:lang w:val="en-IN"/>
+        </w:rPr>
+        <w:t>a</w:t>
+      </w:r>
+      <w:r>
+        <w:rPr>
+          <w:sz w:val="24"/>
+          <w:szCs w:val="24"/>
+          <w:lang w:val="en-IN"/>
+        </w:rPr>
+        <w:t>wait expect(page).</w:t>
+      </w:r>
+      <w:proofErr w:type="spellStart"/>
+      <w:r>
+        <w:rPr>
+          <w:sz w:val="24"/>
+          <w:szCs w:val="24"/>
+          <w:lang w:val="en-IN"/>
+        </w:rPr>
+        <w:t>toHaveURL</w:t>
+      </w:r>
+      <w:proofErr w:type="spellEnd"/>
+      <w:r>
+        <w:rPr>
+          <w:sz w:val="24"/>
+          <w:szCs w:val="24"/>
+          <w:lang w:val="en-IN"/>
+        </w:rPr>
+        <w:t>(/search</w:t>
+      </w:r>
+      <w:r>
+        <w:rPr>
+          <w:b/>
+          <w:bCs/>
+          <w:sz w:val="24"/>
+          <w:szCs w:val="24"/>
+          <w:lang w:val="en-IN"/>
+        </w:rPr>
+        <w:t>\/</w:t>
+      </w:r>
+      <w:r>
+        <w:rPr>
+          <w:sz w:val="24"/>
+          <w:szCs w:val="24"/>
+          <w:lang w:val="en-IN"/>
+        </w:rPr>
+        <w:t>result</w:t>
+      </w:r>
+      <w:r>
+        <w:rPr>
+          <w:b/>
+          <w:bCs/>
+          <w:sz w:val="24"/>
+          <w:szCs w:val="24"/>
+          <w:lang w:val="en-IN"/>
+        </w:rPr>
+        <w:t>\/\?</w:t>
+      </w:r>
+      <w:r>
+        <w:rPr>
+          <w:sz w:val="24"/>
+          <w:szCs w:val="24"/>
+          <w:lang w:val="en-IN"/>
+        </w:rPr>
+        <w:t>q=Shirt/</w:t>
+      </w:r>
+      <w:proofErr w:type="spellStart"/>
+      <w:r>
+        <w:rPr>
+          <w:sz w:val="24"/>
+          <w:szCs w:val="24"/>
+          <w:lang w:val="en-IN"/>
+        </w:rPr>
+        <w:t>i</w:t>
+      </w:r>
+      <w:proofErr w:type="spellEnd"/>
+      <w:r>
+        <w:rPr>
+          <w:sz w:val="24"/>
+          <w:szCs w:val="24"/>
+          <w:lang w:val="en-IN"/>
+        </w:rPr>
+        <w:t>);</w:t>
+      </w:r>
+    </w:p>
+    <w:p>
+      <w:pPr>
+        <w:rPr>
+          <w:sz w:val="24"/>
+          <w:szCs w:val="24"/>
+          <w:lang w:val="en-IN"/>
+        </w:rPr>
+      </w:pPr>
+      <w:r>
+        <w:rPr>
+          <w:sz w:val="24"/>
+          <w:szCs w:val="24"/>
+          <w:lang w:val="en-IN"/>
+        </w:rPr>
+        <w:t>   await expect(</w:t>
+      </w:r>
+      <w:proofErr w:type="spellStart"/>
+      <w:r>
+        <w:rPr>
+          <w:sz w:val="24"/>
+          <w:szCs w:val="24"/>
+          <w:lang w:val="en-IN"/>
+        </w:rPr>
+        <w:t>page.getByText</w:t>
+      </w:r>
+      <w:proofErr w:type="spellEnd"/>
+      <w:r>
+        <w:rPr>
+          <w:sz w:val="24"/>
+          <w:szCs w:val="24"/>
+          <w:lang w:val="en-IN"/>
+        </w:rPr>
+        <w:t>('Showing 20 of 279 results for')).</w:t>
+      </w:r>
+      <w:proofErr w:type="spellStart"/>
+      <w:r>
+        <w:rPr>
+          <w:sz w:val="24"/>
+          <w:szCs w:val="24"/>
+          <w:lang w:val="en-IN"/>
+        </w:rPr>
+        <w:t>toBeVisible</w:t>
+      </w:r>
+      <w:proofErr w:type="spellEnd"/>
+      <w:r>
+        <w:rPr>
+          <w:sz w:val="24"/>
+          <w:szCs w:val="24"/>
+          <w:lang w:val="en-IN"/>
+        </w:rPr>
+        <w:t>();</w:t>
+      </w:r>
+    </w:p>
+    <w:p>
+      <w:pPr>
+        <w:rPr>
+          <w:sz w:val="24"/>
+          <w:szCs w:val="24"/>
+          <w:lang w:val="en-IN"/>
+        </w:rPr>
+      </w:pPr>
+      <w:r>
+        <w:rPr>
+          <w:sz w:val="24"/>
+          <w:szCs w:val="24"/>
+          <w:lang w:val="en-IN"/>
+        </w:rPr>
+        <w:t>  await expect(</w:t>
+      </w:r>
+      <w:proofErr w:type="spellStart"/>
+      <w:r>
+        <w:rPr>
+          <w:sz w:val="24"/>
+          <w:szCs w:val="24"/>
+          <w:lang w:val="en-IN"/>
+        </w:rPr>
+        <w:t>page.getByRole</w:t>
+      </w:r>
+      <w:proofErr w:type="spellEnd"/>
+      <w:r>
+        <w:rPr>
+          <w:sz w:val="24"/>
+          <w:szCs w:val="24"/>
+          <w:lang w:val="en-IN"/>
+        </w:rPr>
+        <w:t>('heading', { name: 'shirt for man' })).</w:t>
+      </w:r>
+      <w:proofErr w:type="spellStart"/>
+      <w:r>
+        <w:rPr>
+          <w:sz w:val="24"/>
+          <w:szCs w:val="24"/>
+          <w:lang w:val="en-IN"/>
+        </w:rPr>
+        <w:t>toBeVisible</w:t>
+      </w:r>
+      <w:proofErr w:type="spellEnd"/>
+      <w:r>
+        <w:rPr>
+          <w:sz w:val="24"/>
+          <w:szCs w:val="24"/>
+          <w:lang w:val="en-IN"/>
+        </w:rPr>
+        <w:t>();</w:t>
+      </w:r>
+    </w:p>
+    <w:p>
+      <w:pPr>
+        <w:rPr>
+          <w:sz w:val="24"/>
+          <w:szCs w:val="24"/>
+          <w:lang w:val="en-IN"/>
+        </w:rPr>
+      </w:pPr>
+    </w:p>
+    <w:p>
+      <w:pPr>
+        <w:rPr>
+          <w:sz w:val="28"/>
+          <w:szCs w:val="28"/>
+          <w:lang w:val="en-IN"/>
+        </w:rPr>
+      </w:pPr>
+      <w:r>
+        <w:rPr>
+          <w:sz w:val="28"/>
+          <w:szCs w:val="28"/>
+          <w:lang w:val="en-IN"/>
+        </w:rPr>
+        <w:t>3 Test</w:t>
+      </w:r>
+    </w:p>
+    <w:p>
+      <w:pPr>
+        <w:rPr>
+          <w:sz w:val="24"/>
+          <w:szCs w:val="24"/>
+          <w:lang w:val="en-IN"/>
+        </w:rPr>
+      </w:pPr>
+      <w:r>
+        <w:rPr>
+          <w:sz w:val="24"/>
+          <w:szCs w:val="24"/>
+          <w:lang w:val="en-IN"/>
+        </w:rPr>
+        <w:t xml:space="preserve">I verify search is working for </w:t>
+      </w:r>
+      <w:proofErr w:type="spellStart"/>
+      <w:r>
+        <w:rPr>
+          <w:sz w:val="24"/>
+          <w:szCs w:val="24"/>
+          <w:lang w:val="en-IN"/>
+        </w:rPr>
+        <w:t xml:space="preserve">non </w:t>
+      </w:r>
+      <w:r>
+        <w:rPr>
+          <w:sz w:val="24"/>
+          <w:szCs w:val="24"/>
+          <w:lang w:val="en-IN"/>
+        </w:rPr>
+        <w:t>match</w:t>
+      </w:r>
+      <w:proofErr w:type="spellEnd"/>
+      <w:r>
+        <w:rPr>
+          <w:sz w:val="24"/>
+          <w:szCs w:val="24"/>
+          <w:lang w:val="en-IN"/>
+        </w:rPr>
+        <w:t xml:space="preserve"> type of and after fill “</w:t>
+      </w:r>
+      <w:proofErr w:type="spellStart"/>
+      <w:r>
+        <w:rPr>
+          <w:sz w:val="24"/>
+          <w:szCs w:val="24"/>
+          <w:lang w:val="en-IN"/>
+        </w:rPr>
+        <w:t>adbduidsjhksdfksfksdj</w:t>
+      </w:r>
+      <w:proofErr w:type="spellEnd"/>
+    </w:p>
+    <w:p>
+      <w:pPr>
+        <w:rPr>
+          <w:sz w:val="24"/>
+          <w:szCs w:val="24"/>
+          <w:lang w:val="en-IN"/>
+        </w:rPr>
+      </w:pPr>
+      <w:r>
+        <w:rPr>
+          <w:sz w:val="24"/>
+          <w:szCs w:val="24"/>
+          <w:lang w:val="en-IN"/>
+        </w:rPr>
+        <w:t>Then expect</w:t>
+      </w:r>
+    </w:p>
+    <w:p>
+      <w:pPr>
+        <w:rPr>
+          <w:sz w:val="24"/>
+          <w:szCs w:val="24"/>
+          <w:lang w:val="en-IN"/>
+        </w:rPr>
+      </w:pPr>
+      <w:r>
+        <w:rPr>
+          <w:sz w:val="24"/>
+          <w:szCs w:val="24"/>
+          <w:lang w:val="en-IN"/>
+        </w:rPr>
+        <w:t>  await expect(page).toHaveURL(/search</w:t>
+      </w:r>
+      <w:r>
+        <w:rPr>
+          <w:b/>
+          <w:bCs/>
+          <w:sz w:val="24"/>
+          <w:szCs w:val="24"/>
+          <w:lang w:val="en-IN"/>
+        </w:rPr>
+        <w:t>\/</w:t>
+      </w:r>
+      <w:r>
+        <w:rPr>
+          <w:sz w:val="24"/>
+          <w:szCs w:val="24"/>
+          <w:lang w:val="en-IN"/>
+        </w:rPr>
+        <w:t>result</w:t>
+      </w:r>
+      <w:r>
+        <w:rPr>
+          <w:b/>
+          <w:bCs/>
+          <w:sz w:val="24"/>
+          <w:szCs w:val="24"/>
+          <w:lang w:val="en-IN"/>
+        </w:rPr>
+        <w:t>\/\?</w:t>
+      </w:r>
+      <w:r>
+        <w:rPr>
+          <w:sz w:val="24"/>
+          <w:szCs w:val="24"/>
+          <w:lang w:val="en-IN"/>
+        </w:rPr>
+        <w:t>q=adbduidsjhksdfksfksd/i)</w:t>
+      </w:r>
+    </w:p>
+    <w:p>
+      <w:pPr>
+        <w:rPr>
+          <w:sz w:val="24"/>
+          <w:szCs w:val="24"/>
+          <w:lang w:val="en-IN"/>
+        </w:rPr>
+      </w:pPr>
+      <w:r>
+        <w:rPr>
+          <w:sz w:val="24"/>
+          <w:szCs w:val="24"/>
+          <w:lang w:val="en-IN"/>
+        </w:rPr>
+        <w:t>  await expect(</w:t>
+      </w:r>
+      <w:proofErr w:type="spellStart"/>
+      <w:r>
+        <w:rPr>
+          <w:sz w:val="24"/>
+          <w:szCs w:val="24"/>
+          <w:lang w:val="en-IN"/>
+        </w:rPr>
+        <w:t>page.getByRole</w:t>
+      </w:r>
+      <w:proofErr w:type="spellEnd"/>
+      <w:r>
+        <w:rPr>
+          <w:sz w:val="24"/>
+          <w:szCs w:val="24"/>
+          <w:lang w:val="en-IN"/>
+        </w:rPr>
+        <w:t>('</w:t>
+      </w:r>
+      <w:proofErr w:type="spellStart"/>
+      <w:r>
+        <w:rPr>
+          <w:sz w:val="24"/>
+          <w:szCs w:val="24"/>
+          <w:lang w:val="en-IN"/>
+        </w:rPr>
+        <w:t>img</w:t>
+      </w:r>
+      <w:proofErr w:type="spellEnd"/>
+      <w:r>
+        <w:rPr>
+          <w:sz w:val="24"/>
+          <w:szCs w:val="24"/>
+          <w:lang w:val="en-IN"/>
+        </w:rPr>
+        <w:t>', { name: '</w:t>
+      </w:r>
+      <w:proofErr w:type="spellStart"/>
+      <w:r>
+        <w:rPr>
+          <w:sz w:val="24"/>
+          <w:szCs w:val="24"/>
+          <w:lang w:val="en-IN"/>
+        </w:rPr>
+        <w:t>no_result</w:t>
+      </w:r>
+      <w:proofErr w:type="spellEnd"/>
+      <w:r>
+        <w:rPr>
+          <w:sz w:val="24"/>
+          <w:szCs w:val="24"/>
+          <w:lang w:val="en-IN"/>
+        </w:rPr>
+        <w:t>' })).</w:t>
+      </w:r>
+      <w:proofErr w:type="spellStart"/>
+      <w:r>
+        <w:rPr>
+          <w:sz w:val="24"/>
+          <w:szCs w:val="24"/>
+          <w:lang w:val="en-IN"/>
+        </w:rPr>
+        <w:t>toBeVisible</w:t>
+      </w:r>
+      <w:proofErr w:type="spellEnd"/>
+      <w:r>
+        <w:rPr>
+          <w:sz w:val="24"/>
+          <w:szCs w:val="24"/>
+          <w:lang w:val="en-IN"/>
+        </w:rPr>
+        <w:t>();</w:t>
+      </w:r>
+    </w:p>
+    <w:p>
+      <w:pPr>
+        <w:rPr>
+          <w:sz w:val="24"/>
+          <w:szCs w:val="24"/>
+          <w:lang w:val="en-IN"/>
+        </w:rPr>
+      </w:pPr>
+      <w:r>
+        <w:rPr>
+          <w:sz w:val="24"/>
+          <w:szCs w:val="24"/>
+          <w:lang w:val="en-IN"/>
+        </w:rPr>
+        <w:t>  await expect(</w:t>
+      </w:r>
+      <w:proofErr w:type="spellStart"/>
+      <w:r>
+        <w:rPr>
+          <w:sz w:val="24"/>
+          <w:szCs w:val="24"/>
+          <w:lang w:val="en-IN"/>
+        </w:rPr>
+        <w:t>page.getByText</w:t>
+      </w:r>
+      <w:proofErr w:type="spellEnd"/>
+      <w:r>
+        <w:rPr>
+          <w:sz w:val="24"/>
+          <w:szCs w:val="24"/>
+          <w:lang w:val="en-IN"/>
+        </w:rPr>
+        <w:t xml:space="preserve">('Thanks for visiting our </w:t>
+      </w:r>
+      <w:proofErr w:type="spellStart"/>
+      <w:r>
+        <w:rPr>
+          <w:sz w:val="24"/>
+          <w:szCs w:val="24"/>
+          <w:lang w:val="en-IN"/>
+        </w:rPr>
+        <w:t>website!Unfortunately</w:t>
+      </w:r>
+      <w:proofErr w:type="spellEnd"/>
+      <w:r>
+        <w:rPr>
+          <w:sz w:val="24"/>
+          <w:szCs w:val="24"/>
+          <w:lang w:val="en-IN"/>
+        </w:rPr>
+        <w:t>, we couldn’t find any matches for')).</w:t>
+      </w:r>
+      <w:proofErr w:type="spellStart"/>
+      <w:r>
+        <w:rPr>
+          <w:sz w:val="24"/>
+          <w:szCs w:val="24"/>
+          <w:lang w:val="en-IN"/>
+        </w:rPr>
+        <w:t>toBeVisible</w:t>
+      </w:r>
+      <w:proofErr w:type="spellEnd"/>
+      <w:r>
+        <w:rPr>
+          <w:sz w:val="24"/>
+          <w:szCs w:val="24"/>
+          <w:lang w:val="en-IN"/>
+        </w:rPr>
+        <w:t>();</w:t>
+      </w:r>
+    </w:p>
+    <w:p>
+      <w:pPr>
+        <w:rPr>
+          <w:sz w:val="24"/>
+          <w:szCs w:val="24"/>
+          <w:lang w:val="en-IN"/>
+        </w:rPr>
+      </w:pPr>
+    </w:p>
+    <w:p>
+      <w:pPr>
+        <w:rPr>
+          <w:sz w:val="28"/>
+          <w:szCs w:val="28"/>
+          <w:lang w:val="en-IN"/>
+        </w:rPr>
+      </w:pPr>
+      <w:r>
+        <w:rPr>
+          <w:sz w:val="28"/>
+          <w:szCs w:val="28"/>
+          <w:lang w:val="en-IN"/>
+        </w:rPr>
+        <w:t>4</w:t>
+      </w:r>
+      <w:r>
+        <w:rPr>
+          <w:sz w:val="28"/>
+          <w:szCs w:val="28"/>
+          <w:lang w:val="en-IN"/>
+        </w:rPr>
+        <w:t xml:space="preserve"> Test</w:t>
+      </w:r>
+    </w:p>
+    <w:p>
+      <w:pPr>
+        <w:rPr>
+          <w:sz w:val="24"/>
+          <w:szCs w:val="24"/>
+          <w:lang w:val="en-IN"/>
+        </w:rPr>
+      </w:pPr>
+      <w:r>
+        <w:rPr>
+          <w:sz w:val="24"/>
+          <w:szCs w:val="24"/>
+          <w:lang w:val="en-IN"/>
+        </w:rPr>
+        <w:t xml:space="preserve">I verify search is working for  </w:t>
+      </w:r>
+      <w:r>
+        <w:rPr>
+          <w:sz w:val="24"/>
+          <w:szCs w:val="24"/>
+          <w:lang w:val="en-IN"/>
+        </w:rPr>
+        <w:t>empty string</w:t>
+      </w:r>
+    </w:p>
+    <w:p>
+      <w:pPr>
+        <w:rPr>
+          <w:sz w:val="24"/>
+          <w:szCs w:val="24"/>
+          <w:lang w:val="en-IN"/>
+        </w:rPr>
+      </w:pPr>
+      <w:r>
+        <w:rPr>
+          <w:sz w:val="24"/>
+          <w:szCs w:val="24"/>
+          <w:lang w:val="en-IN"/>
+        </w:rPr>
+        <w:t>Then expect</w:t>
+      </w:r>
+    </w:p>
+    <w:p>
+      <w:pPr>
+        <w:rPr>
+          <w:sz w:val="24"/>
+          <w:szCs w:val="24"/>
+          <w:lang w:val="en-IN"/>
+        </w:rPr>
+      </w:pPr>
+      <w:r>
+        <w:rPr>
+          <w:sz w:val="24"/>
+          <w:szCs w:val="24"/>
+          <w:lang w:val="en-IN"/>
+        </w:rPr>
+        <w:t xml:space="preserve">  </w:t>
+      </w:r>
+      <w:r>
+        <w:rPr>
+          <w:sz w:val="24"/>
+          <w:szCs w:val="24"/>
+          <w:lang w:val="en-IN"/>
+        </w:rPr>
+        <w:t>await expect(</w:t>
+      </w:r>
+      <w:proofErr w:type="spellStart"/>
+      <w:r>
+        <w:rPr>
+          <w:sz w:val="24"/>
+          <w:szCs w:val="24"/>
+          <w:lang w:val="en-IN"/>
+        </w:rPr>
+        <w:t>page.getByText</w:t>
+      </w:r>
+      <w:proofErr w:type="spellEnd"/>
+      <w:r>
+        <w:rPr>
+          <w:sz w:val="24"/>
+          <w:szCs w:val="24"/>
+          <w:lang w:val="en-IN"/>
+        </w:rPr>
+        <w:t xml:space="preserve">('Thanks for visiting our </w:t>
+      </w:r>
+      <w:proofErr w:type="spellStart"/>
+      <w:r>
+        <w:rPr>
+          <w:sz w:val="24"/>
+          <w:szCs w:val="24"/>
+          <w:lang w:val="en-IN"/>
+        </w:rPr>
+        <w:t>website!Unfortunately</w:t>
+      </w:r>
+      <w:proofErr w:type="spellEnd"/>
+      <w:r>
+        <w:rPr>
+          <w:sz w:val="24"/>
+          <w:szCs w:val="24"/>
+          <w:lang w:val="en-IN"/>
+        </w:rPr>
+        <w:t>, we couldn’t find any matches for')).</w:t>
+      </w:r>
+      <w:proofErr w:type="spellStart"/>
+      <w:r>
+        <w:rPr>
+          <w:sz w:val="24"/>
+          <w:szCs w:val="24"/>
+          <w:lang w:val="en-IN"/>
+        </w:rPr>
+        <w:t>toBeVisible</w:t>
+      </w:r>
+      <w:proofErr w:type="spellEnd"/>
+      <w:r>
+        <w:rPr>
+          <w:sz w:val="24"/>
+          <w:szCs w:val="24"/>
+          <w:lang w:val="en-IN"/>
+        </w:rPr>
+        <w:t>();</w:t>
+      </w:r>
+    </w:p>
+    <w:p>
+      <w:pPr>
+        <w:rPr>
+          <w:sz w:val="24"/>
+          <w:szCs w:val="24"/>
+          <w:lang w:val="en-IN"/>
+        </w:rPr>
+      </w:pPr>
+    </w:p>
+    <w:p>
+      <w:pPr>
+        <w:rPr>
+          <w:sz w:val="24"/>
+          <w:szCs w:val="24"/>
+          <w:lang w:val="en-IN"/>
+        </w:rPr>
+      </w:pPr>
+    </w:p>
+    <w:p>
+      <w:pPr>
+        <w:rPr>
+          <w:sz w:val="28"/>
+          <w:szCs w:val="28"/>
+          <w:lang w:val="en-IN"/>
+        </w:rPr>
+      </w:pPr>
+    </w:p>
+    <w:p>
+      <w:pPr>
+        <w:rPr>
+          <w:sz w:val="28"/>
+          <w:szCs w:val="28"/>
+          <w:lang w:val="en-IN"/>
+        </w:rPr>
+      </w:pPr>
+    </w:p>
+    <w:p>
+      <w:pPr>
+        <w:rPr>
+          <w:sz w:val="28"/>
+          <w:szCs w:val="28"/>
+        </w:rPr>
+      </w:pPr>
+    </w:p>
+    <w:p>
+      <w:pPr>
+        <w:rPr>
+          <w:sz w:val="28"/>
+          <w:szCs w:val="28"/>
+        </w:rPr>
+      </w:pPr>
     </w:p>
     <w:p>
       <w:pPr>
@@ -1186,7 +2696,7 @@
       </w:tblPr>
       <w:tblGrid>
         <w:gridCol w:w="1640"/>
-        <w:gridCol w:w="3598"/>
+        <w:gridCol w:w="3343"/>
         <w:gridCol w:w="904"/>
       </w:tblGrid>
       <w:tr>
@@ -1276,6 +2786,63 @@
               </w:rPr>
               <w:t>Status</w:t>
             </w:r>
+          </w:p>
+        </w:tc>
+      </w:tr>
+      <w:tr>
+        <w:trPr>
+          <w:tblHeader/>
+          <w:tblCellSpacing w:w="15" w:type="dxa"/>
+        </w:trPr>
+        <w:tc>
+          <w:tcPr>
+            <w:tcW w:w="0" w:type="auto"/>
+            <w:vAlign w:val="center"/>
+          </w:tcPr>
+          <w:p>
+            <w:pPr>
+              <w:rPr>
+                <w:b/>
+                <w:bCs/>
+                <w:sz w:val="28"/>
+                <w:szCs w:val="28"/>
+                <w:lang w:val="en-IN"/>
+              </w:rPr>
+            </w:pPr>
+          </w:p>
+        </w:tc>
+        <w:tc>
+          <w:tcPr>
+            <w:tcW w:w="0" w:type="auto"/>
+            <w:vAlign w:val="center"/>
+          </w:tcPr>
+          <w:p>
+            <w:pPr>
+              <w:rPr>
+                <w:b/>
+                <w:bCs/>
+                <w:sz w:val="28"/>
+                <w:szCs w:val="28"/>
+                <w:lang w:val="en-IN"/>
+              </w:rPr>
+            </w:pPr>
+          </w:p>
+        </w:tc>
+        <w:tc>
+          <w:tcPr>
+            <w:tcW w:w="0" w:type="auto"/>
+            <w:vAlign w:val="center"/>
+          </w:tcPr>
+          <w:p>
+            <w:pPr>
+              <w:rPr>
+                <w:b/>
+                <w:bCs/>
+                <w:sz w:val="28"/>
+                <w:szCs w:val="28"/>
+                <w:lang w:val="en-IN"/>
+              </w:rPr>
+            </w:pPr>
           </w:p>
         </w:tc>
       </w:tr>
@@ -1433,84 +3000,29 @@
           </w:p>
         </w:tc>
       </w:tr>
-      <w:tr>
-        <w:trPr>
-          <w:tblCellSpacing w:w="15" w:type="dxa"/>
-        </w:trPr>
-        <w:tc>
-          <w:tcPr>
-            <w:tcW w:w="0" w:type="auto"/>
-            <w:vAlign w:val="center"/>
-            <w:hideMark/>
-          </w:tcPr>
-          <w:p>
-            <w:pPr>
-              <w:rPr>
-                <w:sz w:val="28"/>
-                <w:szCs w:val="28"/>
-                <w:lang w:val="en-IN"/>
-              </w:rPr>
-            </w:pPr>
-            <w:r>
-              <w:rPr>
-                <w:sz w:val="28"/>
-                <w:szCs w:val="28"/>
-                <w:lang w:val="en-IN"/>
-              </w:rPr>
-              <w:t>TC_003</w:t>
-            </w:r>
-          </w:p>
-        </w:tc>
-        <w:tc>
-          <w:tcPr>
-            <w:tcW w:w="0" w:type="auto"/>
-            <w:vAlign w:val="center"/>
-            <w:hideMark/>
-          </w:tcPr>
-          <w:p>
-            <w:pPr>
-              <w:rPr>
-                <w:sz w:val="28"/>
-                <w:szCs w:val="28"/>
-                <w:lang w:val="en-IN"/>
-              </w:rPr>
-            </w:pPr>
-            <w:r>
-              <w:rPr>
-                <w:sz w:val="28"/>
-                <w:szCs w:val="28"/>
-                <w:lang w:val="en-IN"/>
-              </w:rPr>
-              <w:t>Verify Search Result Visibility</w:t>
-            </w:r>
-          </w:p>
-        </w:tc>
-        <w:tc>
-          <w:tcPr>
-            <w:tcW w:w="0" w:type="auto"/>
-            <w:vAlign w:val="center"/>
-            <w:hideMark/>
-          </w:tcPr>
-          <w:p>
-            <w:pPr>
-              <w:rPr>
-                <w:sz w:val="28"/>
-                <w:szCs w:val="28"/>
-                <w:lang w:val="en-IN"/>
-              </w:rPr>
-            </w:pPr>
-            <w:r>
-              <w:rPr>
-                <w:sz w:val="28"/>
-                <w:szCs w:val="28"/>
-                <w:lang w:val="en-IN"/>
-              </w:rPr>
-              <w:t>Passed</w:t>
-            </w:r>
-          </w:p>
-        </w:tc>
-      </w:tr>
     </w:tbl>
+    <w:p>
+      <w:pPr>
+        <w:rPr>
+          <w:b/>
+          <w:bCs/>
+          <w:sz w:val="28"/>
+          <w:szCs w:val="28"/>
+          <w:lang w:val="en-IN"/>
+        </w:rPr>
+      </w:pPr>
+    </w:p>
+    <w:p>
+      <w:pPr>
+        <w:rPr>
+          <w:b/>
+          <w:bCs/>
+          <w:sz w:val="28"/>
+          <w:szCs w:val="28"/>
+          <w:lang w:val="en-IN"/>
+        </w:rPr>
+      </w:pPr>
+    </w:p>
     <w:p>
       <w:pPr>
         <w:rPr>
@@ -1661,7 +3173,15 @@
                 <w:szCs w:val="28"/>
                 <w:lang w:val="en-IN"/>
               </w:rPr>
-              <w:t>TC_004</w:t>
+              <w:t>TC_00</w:t>
+            </w:r>
+            <w:r>
+              <w:rPr>
+                <w:sz w:val="28"/>
+                <w:szCs w:val="28"/>
+                <w:lang w:val="en-IN"/>
+              </w:rPr>
+              <w:t>3</w:t>
             </w:r>
           </w:p>
         </w:tc>
@@ -1738,7 +3258,15 @@
                 <w:szCs w:val="28"/>
                 <w:lang w:val="en-IN"/>
               </w:rPr>
-              <w:t>TC_005</w:t>
+              <w:t>TC_00</w:t>
+            </w:r>
+            <w:r>
+              <w:rPr>
+                <w:sz w:val="28"/>
+                <w:szCs w:val="28"/>
+                <w:lang w:val="en-IN"/>
+              </w:rPr>
+              <w:t>4</w:t>
             </w:r>
           </w:p>
         </w:tc>
@@ -1848,6 +3376,13 @@
         </w:rPr>
         <w:t xml:space="preserve"> playwright test</w:t>
       </w:r>
+      <w:r>
+        <w:rPr>
+          <w:sz w:val="28"/>
+          <w:szCs w:val="28"/>
+        </w:rPr>
+        <w:t xml:space="preserve"> --headed</w:t>
+      </w:r>
     </w:p>
     <w:p>
       <w:pPr>
@@ -1933,13 +3468,45 @@
       </w:pPr>
       <w:r>
         <w:rPr>
-          <w:noProof/>
+          <w:sz w:val="28"/>
+          <w:szCs w:val="28"/>
+        </w:rPr>
+        <w:t xml:space="preserve">In </w:t>
+      </w:r>
+      <w:proofErr w:type="spellStart"/>
+      <w:r>
+        <w:rPr>
+          <w:sz w:val="28"/>
+          <w:szCs w:val="28"/>
+        </w:rPr>
+        <w:t>cmd</w:t>
+      </w:r>
+      <w:proofErr w:type="spellEnd"/>
+      <w:r>
+        <w:rPr>
+          <w:sz w:val="28"/>
+          <w:szCs w:val="28"/>
+        </w:rPr>
+        <w:t xml:space="preserve"> run the command and it run all 4 test pass</w:t>
+      </w:r>
+    </w:p>
+    <w:p>
+      <w:pPr>
+        <w:rPr>
+          <w:sz w:val="28"/>
+          <w:szCs w:val="28"/>
+        </w:rPr>
+      </w:pPr>
+      <w:r>
+        <w:rPr>
+          <w:sz w:val="28"/>
+          <w:szCs w:val="28"/>
         </w:rPr>
         <w:drawing>
-          <wp:inline distT="0" distB="0" distL="0" distR="0" wp14:anchorId="55CA5836" wp14:editId="60E102BF">
-            <wp:extent cx="5486400" cy="1743075"/>
-            <wp:effectExtent l="0" t="0" r="0" b="9525"/>
-            <wp:docPr id="863186369" name="Picture 5"/>
+          <wp:inline distT="0" distB="0" distL="0" distR="0" wp14:anchorId="528732A2" wp14:editId="798E2EF0">
+            <wp:extent cx="5486400" cy="788670"/>
+            <wp:effectExtent l="0" t="0" r="0" b="0"/>
+            <wp:docPr id="1410995981" name="Picture 1"/>
             <wp:cNvGraphicFramePr>
               <a:graphicFrameLocks xmlns:a="http://schemas.openxmlformats.org/drawingml/2006/main" noChangeAspect="1"/>
             </wp:cNvGraphicFramePr>
@@ -1947,82 +3514,11 @@
               <a:graphicData uri="http://schemas.openxmlformats.org/drawingml/2006/picture">
                 <pic:pic xmlns:pic="http://schemas.openxmlformats.org/drawingml/2006/picture">
                   <pic:nvPicPr>
-                    <pic:cNvPr id="0" name="Picture 9"/>
-                    <pic:cNvPicPr>
-                      <a:picLocks noChangeAspect="1" noChangeArrowheads="1"/>
-                    </pic:cNvPicPr>
-                  </pic:nvPicPr>
-                  <pic:blipFill>
-                    <a:blip r:embed="rId11">
-                      <a:extLst>
-                        <a:ext uri="{28A0092B-C50C-407E-A947-70E740481C1C}">
-                          <a14:useLocalDpi xmlns:a14="http://schemas.microsoft.com/office/drawing/2010/main" val="0"/>
-                        </a:ext>
-                      </a:extLst>
-                    </a:blip>
-                    <a:srcRect/>
-                    <a:stretch>
-                      <a:fillRect/>
-                    </a:stretch>
-                  </pic:blipFill>
-                  <pic:spPr bwMode="auto">
-                    <a:xfrm>
-                      <a:off x="0" y="0"/>
-                      <a:ext cx="5486400" cy="1743075"/>
-                    </a:xfrm>
-                    <a:prstGeom prst="rect">
-                      <a:avLst/>
-                    </a:prstGeom>
-                    <a:noFill/>
-                    <a:ln>
-                      <a:noFill/>
-                    </a:ln>
-                  </pic:spPr>
-                </pic:pic>
-              </a:graphicData>
-            </a:graphic>
-          </wp:inline>
-        </w:drawing>
-      </w:r>
-    </w:p>
-    <w:p>
-      <w:pPr>
-        <w:rPr>
-          <w:sz w:val="28"/>
-          <w:szCs w:val="28"/>
-        </w:rPr>
-      </w:pPr>
-    </w:p>
-    <w:p>
-      <w:pPr>
-        <w:rPr>
-          <w:sz w:val="28"/>
-          <w:szCs w:val="28"/>
-        </w:rPr>
-      </w:pPr>
-      <w:r>
-        <w:rPr>
-          <w:noProof/>
-          <w:sz w:val="28"/>
-          <w:szCs w:val="28"/>
-        </w:rPr>
-        <w:drawing>
-          <wp:inline distT="0" distB="0" distL="0" distR="0" wp14:anchorId="1F50F9F1" wp14:editId="344B7559">
-            <wp:extent cx="5486400" cy="1954530"/>
-            <wp:effectExtent l="0" t="0" r="0" b="7620"/>
-            <wp:docPr id="2028719152" name="Picture 1"/>
-            <wp:cNvGraphicFramePr>
-              <a:graphicFrameLocks xmlns:a="http://schemas.openxmlformats.org/drawingml/2006/main" noChangeAspect="1"/>
-            </wp:cNvGraphicFramePr>
-            <a:graphic xmlns:a="http://schemas.openxmlformats.org/drawingml/2006/main">
-              <a:graphicData uri="http://schemas.openxmlformats.org/drawingml/2006/picture">
-                <pic:pic xmlns:pic="http://schemas.openxmlformats.org/drawingml/2006/picture">
-                  <pic:nvPicPr>
-                    <pic:cNvPr id="2028719152" name=""/>
+                    <pic:cNvPr id="1410995981" name=""/>
                     <pic:cNvPicPr/>
                   </pic:nvPicPr>
                   <pic:blipFill>
-                    <a:blip r:embed="rId12"/>
+                    <a:blip r:embed="rId15"/>
                     <a:stretch>
                       <a:fillRect/>
                     </a:stretch>
@@ -2030,7 +3526,7 @@
                   <pic:spPr>
                     <a:xfrm>
                       <a:off x="0" y="0"/>
-                      <a:ext cx="5486400" cy="1954530"/>
+                      <a:ext cx="5486400" cy="788670"/>
                     </a:xfrm>
                     <a:prstGeom prst="rect">
                       <a:avLst/>
@@ -2052,16 +3548,29 @@
       </w:pPr>
       <w:r>
         <w:rPr>
-          <w:noProof/>
-          <w:sz w:val="28"/>
-          <w:szCs w:val="28"/>
-        </w:rPr>
-        <w:lastRenderedPageBreak/>
+          <w:sz w:val="28"/>
+          <w:szCs w:val="28"/>
+        </w:rPr>
+        <w:t>For show report</w:t>
+      </w:r>
+    </w:p>
+    <w:p>
+      <w:pPr>
+        <w:rPr>
+          <w:sz w:val="28"/>
+          <w:szCs w:val="28"/>
+        </w:rPr>
+      </w:pPr>
+      <w:r>
+        <w:rPr>
+          <w:sz w:val="28"/>
+          <w:szCs w:val="28"/>
+        </w:rPr>
         <w:drawing>
-          <wp:inline distT="0" distB="0" distL="0" distR="0" wp14:anchorId="29DA11B9" wp14:editId="2948E2CB">
-            <wp:extent cx="5486400" cy="2428240"/>
+          <wp:inline distT="0" distB="0" distL="0" distR="0" wp14:anchorId="43C21C48" wp14:editId="14D4186D">
+            <wp:extent cx="5486400" cy="879475"/>
             <wp:effectExtent l="0" t="0" r="0" b="0"/>
-            <wp:docPr id="86148619" name="Picture 1"/>
+            <wp:docPr id="1370029776" name="Picture 1"/>
             <wp:cNvGraphicFramePr>
               <a:graphicFrameLocks xmlns:a="http://schemas.openxmlformats.org/drawingml/2006/main" noChangeAspect="1"/>
             </wp:cNvGraphicFramePr>
@@ -2069,11 +3578,11 @@
               <a:graphicData uri="http://schemas.openxmlformats.org/drawingml/2006/picture">
                 <pic:pic xmlns:pic="http://schemas.openxmlformats.org/drawingml/2006/picture">
                   <pic:nvPicPr>
-                    <pic:cNvPr id="86148619" name=""/>
+                    <pic:cNvPr id="1370029776" name=""/>
                     <pic:cNvPicPr/>
                   </pic:nvPicPr>
                   <pic:blipFill>
-                    <a:blip r:embed="rId13"/>
+                    <a:blip r:embed="rId16"/>
                     <a:stretch>
                       <a:fillRect/>
                     </a:stretch>
@@ -2081,7 +3590,7 @@
                   <pic:spPr>
                     <a:xfrm>
                       <a:off x="0" y="0"/>
-                      <a:ext cx="5486400" cy="2428240"/>
+                      <a:ext cx="5486400" cy="879475"/>
                     </a:xfrm>
                     <a:prstGeom prst="rect">
                       <a:avLst/>
@@ -2096,6 +3605,920 @@
     </w:p>
     <w:p>
       <w:pPr>
+        <w:rPr>
+          <w:sz w:val="28"/>
+          <w:szCs w:val="28"/>
+        </w:rPr>
+      </w:pPr>
+    </w:p>
+    <w:p>
+      <w:pPr>
+        <w:rPr>
+          <w:sz w:val="28"/>
+          <w:szCs w:val="28"/>
+        </w:rPr>
+      </w:pPr>
+      <w:r>
+        <w:rPr>
+          <w:sz w:val="28"/>
+          <w:szCs w:val="28"/>
+        </w:rPr>
+        <w:drawing>
+          <wp:inline distT="0" distB="0" distL="0" distR="0" wp14:anchorId="2F75AB6E" wp14:editId="50671BD9">
+            <wp:extent cx="5486400" cy="1895475"/>
+            <wp:effectExtent l="0" t="0" r="0" b="9525"/>
+            <wp:docPr id="433949816" name="Picture 1"/>
+            <wp:cNvGraphicFramePr>
+              <a:graphicFrameLocks xmlns:a="http://schemas.openxmlformats.org/drawingml/2006/main" noChangeAspect="1"/>
+            </wp:cNvGraphicFramePr>
+            <a:graphic xmlns:a="http://schemas.openxmlformats.org/drawingml/2006/main">
+              <a:graphicData uri="http://schemas.openxmlformats.org/drawingml/2006/picture">
+                <pic:pic xmlns:pic="http://schemas.openxmlformats.org/drawingml/2006/picture">
+                  <pic:nvPicPr>
+                    <pic:cNvPr id="433949816" name=""/>
+                    <pic:cNvPicPr/>
+                  </pic:nvPicPr>
+                  <pic:blipFill>
+                    <a:blip r:embed="rId17"/>
+                    <a:stretch>
+                      <a:fillRect/>
+                    </a:stretch>
+                  </pic:blipFill>
+                  <pic:spPr>
+                    <a:xfrm>
+                      <a:off x="0" y="0"/>
+                      <a:ext cx="5486400" cy="1895475"/>
+                    </a:xfrm>
+                    <a:prstGeom prst="rect">
+                      <a:avLst/>
+                    </a:prstGeom>
+                  </pic:spPr>
+                </pic:pic>
+              </a:graphicData>
+            </a:graphic>
+          </wp:inline>
+        </w:drawing>
+      </w:r>
+    </w:p>
+    <w:p>
+      <w:pPr>
+        <w:rPr>
+          <w:sz w:val="28"/>
+          <w:szCs w:val="28"/>
+        </w:rPr>
+      </w:pPr>
+    </w:p>
+    <w:p>
+      <w:pPr>
+        <w:rPr>
+          <w:sz w:val="28"/>
+          <w:szCs w:val="28"/>
+        </w:rPr>
+      </w:pPr>
+    </w:p>
+    <w:p>
+      <w:pPr>
+        <w:rPr>
+          <w:sz w:val="28"/>
+          <w:szCs w:val="28"/>
+        </w:rPr>
+      </w:pPr>
+    </w:p>
+    <w:p>
+      <w:pPr>
+        <w:rPr>
+          <w:sz w:val="28"/>
+          <w:szCs w:val="28"/>
+        </w:rPr>
+      </w:pPr>
+    </w:p>
+    <w:p>
+      <w:pPr>
+        <w:rPr>
+          <w:sz w:val="28"/>
+          <w:szCs w:val="28"/>
+        </w:rPr>
+      </w:pPr>
+    </w:p>
+    <w:p>
+      <w:pPr>
+        <w:rPr>
+          <w:sz w:val="28"/>
+          <w:szCs w:val="28"/>
+        </w:rPr>
+      </w:pPr>
+    </w:p>
+    <w:p>
+      <w:pPr>
+        <w:rPr>
+          <w:sz w:val="28"/>
+          <w:szCs w:val="28"/>
+        </w:rPr>
+      </w:pPr>
+      <w:r>
+        <w:rPr>
+          <w:sz w:val="28"/>
+          <w:szCs w:val="28"/>
+        </w:rPr>
+        <w:t xml:space="preserve">Test 1 </w:t>
+      </w:r>
+      <w:r>
+        <w:rPr>
+          <w:sz w:val="28"/>
+          <w:szCs w:val="28"/>
+          <w:lang w:val="en-IN"/>
+        </w:rPr>
+        <w:t>Verify Home Page</w:t>
+      </w:r>
+      <w:r>
+        <w:rPr>
+          <w:sz w:val="28"/>
+          <w:szCs w:val="28"/>
+        </w:rPr>
+        <w:t xml:space="preserve"> (Visible home page)</w:t>
+      </w:r>
+    </w:p>
+    <w:p>
+      <w:pPr>
+        <w:rPr>
+          <w:sz w:val="28"/>
+          <w:szCs w:val="28"/>
+        </w:rPr>
+      </w:pPr>
+      <w:r>
+        <w:rPr>
+          <w:sz w:val="28"/>
+          <w:szCs w:val="28"/>
+        </w:rPr>
+        <w:drawing>
+          <wp:inline distT="0" distB="0" distL="0" distR="0" wp14:anchorId="02030F04" wp14:editId="0E752CEB">
+            <wp:extent cx="5486400" cy="2860040"/>
+            <wp:effectExtent l="0" t="0" r="0" b="0"/>
+            <wp:docPr id="1716426549" name="Picture 1"/>
+            <wp:cNvGraphicFramePr>
+              <a:graphicFrameLocks xmlns:a="http://schemas.openxmlformats.org/drawingml/2006/main" noChangeAspect="1"/>
+            </wp:cNvGraphicFramePr>
+            <a:graphic xmlns:a="http://schemas.openxmlformats.org/drawingml/2006/main">
+              <a:graphicData uri="http://schemas.openxmlformats.org/drawingml/2006/picture">
+                <pic:pic xmlns:pic="http://schemas.openxmlformats.org/drawingml/2006/picture">
+                  <pic:nvPicPr>
+                    <pic:cNvPr id="1716426549" name=""/>
+                    <pic:cNvPicPr/>
+                  </pic:nvPicPr>
+                  <pic:blipFill>
+                    <a:blip r:embed="rId18"/>
+                    <a:stretch>
+                      <a:fillRect/>
+                    </a:stretch>
+                  </pic:blipFill>
+                  <pic:spPr>
+                    <a:xfrm>
+                      <a:off x="0" y="0"/>
+                      <a:ext cx="5486400" cy="2860040"/>
+                    </a:xfrm>
+                    <a:prstGeom prst="rect">
+                      <a:avLst/>
+                    </a:prstGeom>
+                  </pic:spPr>
+                </pic:pic>
+              </a:graphicData>
+            </a:graphic>
+          </wp:inline>
+        </w:drawing>
+      </w:r>
+    </w:p>
+    <w:p>
+      <w:pPr>
+        <w:rPr>
+          <w:sz w:val="28"/>
+          <w:szCs w:val="28"/>
+        </w:rPr>
+      </w:pPr>
+    </w:p>
+    <w:p>
+      <w:pPr>
+        <w:rPr>
+          <w:sz w:val="28"/>
+          <w:szCs w:val="28"/>
+        </w:rPr>
+      </w:pPr>
+    </w:p>
+    <w:tbl>
+      <w:tblPr>
+        <w:tblpPr w:leftFromText="180" w:rightFromText="180" w:vertAnchor="text" w:tblpY="1"/>
+        <w:tblOverlap w:val="never"/>
+        <w:tblW w:w="0" w:type="auto"/>
+        <w:tblCellSpacing w:w="15" w:type="dxa"/>
+        <w:tblCellMar>
+          <w:top w:w="15" w:type="dxa"/>
+          <w:left w:w="15" w:type="dxa"/>
+          <w:bottom w:w="15" w:type="dxa"/>
+          <w:right w:w="15" w:type="dxa"/>
+        </w:tblCellMar>
+        <w:tblLook w:val="04A0" w:firstRow="1" w:lastRow="0" w:firstColumn="1" w:lastColumn="0" w:noHBand="0" w:noVBand="1"/>
+      </w:tblPr>
+      <w:tblGrid>
+        <w:gridCol w:w="969"/>
+        <w:gridCol w:w="66"/>
+        <w:gridCol w:w="81"/>
+      </w:tblGrid>
+      <w:tr>
+        <w:trPr>
+          <w:tblCellSpacing w:w="15" w:type="dxa"/>
+        </w:trPr>
+        <w:tc>
+          <w:tcPr>
+            <w:tcW w:w="924" w:type="dxa"/>
+            <w:vAlign w:val="center"/>
+            <w:hideMark/>
+          </w:tcPr>
+          <w:p>
+            <w:pPr>
+              <w:rPr>
+                <w:sz w:val="28"/>
+                <w:szCs w:val="28"/>
+                <w:lang w:val="en-IN"/>
+              </w:rPr>
+            </w:pPr>
+          </w:p>
+          <w:p>
+            <w:pPr>
+              <w:rPr>
+                <w:sz w:val="28"/>
+                <w:szCs w:val="28"/>
+                <w:lang w:val="en-IN"/>
+              </w:rPr>
+            </w:pPr>
+          </w:p>
+          <w:p>
+            <w:pPr>
+              <w:rPr>
+                <w:sz w:val="28"/>
+                <w:szCs w:val="28"/>
+                <w:lang w:val="en-IN"/>
+              </w:rPr>
+            </w:pPr>
+          </w:p>
+          <w:p>
+            <w:pPr>
+              <w:rPr>
+                <w:sz w:val="28"/>
+                <w:szCs w:val="28"/>
+                <w:lang w:val="en-IN"/>
+              </w:rPr>
+            </w:pPr>
+          </w:p>
+          <w:p>
+            <w:pPr>
+              <w:rPr>
+                <w:sz w:val="28"/>
+                <w:szCs w:val="28"/>
+                <w:lang w:val="en-IN"/>
+              </w:rPr>
+            </w:pPr>
+          </w:p>
+          <w:p>
+            <w:pPr>
+              <w:rPr>
+                <w:sz w:val="28"/>
+                <w:szCs w:val="28"/>
+                <w:lang w:val="en-IN"/>
+              </w:rPr>
+            </w:pPr>
+          </w:p>
+          <w:p>
+            <w:pPr>
+              <w:rPr>
+                <w:sz w:val="28"/>
+                <w:szCs w:val="28"/>
+                <w:lang w:val="en-IN"/>
+              </w:rPr>
+            </w:pPr>
+          </w:p>
+          <w:p>
+            <w:pPr>
+              <w:rPr>
+                <w:sz w:val="28"/>
+                <w:szCs w:val="28"/>
+                <w:lang w:val="en-IN"/>
+              </w:rPr>
+            </w:pPr>
+          </w:p>
+          <w:p>
+            <w:pPr>
+              <w:rPr>
+                <w:sz w:val="28"/>
+                <w:szCs w:val="28"/>
+                <w:lang w:val="en-IN"/>
+              </w:rPr>
+            </w:pPr>
+          </w:p>
+          <w:p>
+            <w:pPr>
+              <w:rPr>
+                <w:sz w:val="28"/>
+                <w:szCs w:val="28"/>
+                <w:lang w:val="en-IN"/>
+              </w:rPr>
+            </w:pPr>
+          </w:p>
+          <w:p>
+            <w:pPr>
+              <w:rPr>
+                <w:sz w:val="28"/>
+                <w:szCs w:val="28"/>
+                <w:lang w:val="en-IN"/>
+              </w:rPr>
+            </w:pPr>
+          </w:p>
+          <w:p>
+            <w:pPr>
+              <w:rPr>
+                <w:sz w:val="28"/>
+                <w:szCs w:val="28"/>
+                <w:lang w:val="en-IN"/>
+              </w:rPr>
+            </w:pPr>
+            <w:r>
+              <w:rPr>
+                <w:sz w:val="28"/>
+                <w:szCs w:val="28"/>
+                <w:lang w:val="en-IN"/>
+              </w:rPr>
+              <w:t>TC_002</w:t>
+            </w:r>
+          </w:p>
+        </w:tc>
+        <w:tc>
+          <w:tcPr>
+            <w:tcW w:w="0" w:type="auto"/>
+            <w:vAlign w:val="center"/>
+            <w:hideMark/>
+          </w:tcPr>
+          <w:p>
+            <w:pPr>
+              <w:rPr>
+                <w:sz w:val="28"/>
+                <w:szCs w:val="28"/>
+                <w:lang w:val="en-IN"/>
+              </w:rPr>
+            </w:pPr>
+          </w:p>
+        </w:tc>
+        <w:tc>
+          <w:tcPr>
+            <w:tcW w:w="0" w:type="auto"/>
+            <w:vAlign w:val="center"/>
+            <w:hideMark/>
+          </w:tcPr>
+          <w:p>
+            <w:pPr>
+              <w:rPr>
+                <w:sz w:val="28"/>
+                <w:szCs w:val="28"/>
+                <w:lang w:val="en-IN"/>
+              </w:rPr>
+            </w:pPr>
+          </w:p>
+        </w:tc>
+      </w:tr>
+    </w:tbl>
+    <w:p>
+      <w:pPr>
+        <w:rPr>
+          <w:sz w:val="28"/>
+          <w:szCs w:val="28"/>
+        </w:rPr>
+      </w:pPr>
+    </w:p>
+    <w:p>
+      <w:pPr>
+        <w:rPr>
+          <w:sz w:val="28"/>
+          <w:szCs w:val="28"/>
+        </w:rPr>
+      </w:pPr>
+      <w:r>
+        <w:rPr>
+          <w:sz w:val="28"/>
+          <w:szCs w:val="28"/>
+          <w:lang w:val="en-IN"/>
+        </w:rPr>
+        <w:t>Verify Valid Product Search</w:t>
+      </w:r>
+      <w:r>
+        <w:rPr>
+          <w:sz w:val="28"/>
+          <w:szCs w:val="28"/>
+        </w:rPr>
+        <w:br w:type="textWrapping" w:clear="all"/>
+      </w:r>
+    </w:p>
+    <w:p>
+      <w:pPr>
+        <w:rPr>
+          <w:sz w:val="28"/>
+          <w:szCs w:val="28"/>
+        </w:rPr>
+      </w:pPr>
+      <w:r>
+        <w:rPr>
+          <w:sz w:val="28"/>
+          <w:szCs w:val="28"/>
+        </w:rPr>
+        <w:drawing>
+          <wp:inline distT="0" distB="0" distL="0" distR="0" wp14:anchorId="57B3D2E9" wp14:editId="6F72FDF4">
+            <wp:extent cx="5486400" cy="3547745"/>
+            <wp:effectExtent l="0" t="0" r="0" b="0"/>
+            <wp:docPr id="1405948513" name="Picture 1"/>
+            <wp:cNvGraphicFramePr>
+              <a:graphicFrameLocks xmlns:a="http://schemas.openxmlformats.org/drawingml/2006/main" noChangeAspect="1"/>
+            </wp:cNvGraphicFramePr>
+            <a:graphic xmlns:a="http://schemas.openxmlformats.org/drawingml/2006/main">
+              <a:graphicData uri="http://schemas.openxmlformats.org/drawingml/2006/picture">
+                <pic:pic xmlns:pic="http://schemas.openxmlformats.org/drawingml/2006/picture">
+                  <pic:nvPicPr>
+                    <pic:cNvPr id="1405948513" name=""/>
+                    <pic:cNvPicPr/>
+                  </pic:nvPicPr>
+                  <pic:blipFill>
+                    <a:blip r:embed="rId19"/>
+                    <a:stretch>
+                      <a:fillRect/>
+                    </a:stretch>
+                  </pic:blipFill>
+                  <pic:spPr>
+                    <a:xfrm>
+                      <a:off x="0" y="0"/>
+                      <a:ext cx="5486400" cy="3547745"/>
+                    </a:xfrm>
+                    <a:prstGeom prst="rect">
+                      <a:avLst/>
+                    </a:prstGeom>
+                  </pic:spPr>
+                </pic:pic>
+              </a:graphicData>
+            </a:graphic>
+          </wp:inline>
+        </w:drawing>
+      </w:r>
+    </w:p>
+    <w:p>
+      <w:pPr>
+        <w:rPr>
+          <w:sz w:val="28"/>
+          <w:szCs w:val="28"/>
+        </w:rPr>
+      </w:pPr>
+    </w:p>
+    <w:p>
+      <w:pPr>
+        <w:rPr>
+          <w:sz w:val="28"/>
+          <w:szCs w:val="28"/>
+        </w:rPr>
+      </w:pPr>
+    </w:p>
+    <w:p>
+      <w:pPr>
+        <w:rPr>
+          <w:sz w:val="28"/>
+          <w:szCs w:val="28"/>
+        </w:rPr>
+      </w:pPr>
+    </w:p>
+    <w:p>
+      <w:pPr>
+        <w:rPr>
+          <w:sz w:val="28"/>
+          <w:szCs w:val="28"/>
+        </w:rPr>
+      </w:pPr>
+    </w:p>
+    <w:p>
+      <w:pPr>
+        <w:rPr>
+          <w:sz w:val="28"/>
+          <w:szCs w:val="28"/>
+        </w:rPr>
+      </w:pPr>
+    </w:p>
+    <w:p>
+      <w:pPr>
+        <w:rPr>
+          <w:sz w:val="28"/>
+          <w:szCs w:val="28"/>
+        </w:rPr>
+      </w:pPr>
+    </w:p>
+    <w:p>
+      <w:pPr>
+        <w:rPr>
+          <w:sz w:val="28"/>
+          <w:szCs w:val="28"/>
+        </w:rPr>
+      </w:pPr>
+    </w:p>
+    <w:p>
+      <w:pPr>
+        <w:rPr>
+          <w:sz w:val="28"/>
+          <w:szCs w:val="28"/>
+        </w:rPr>
+      </w:pPr>
+    </w:p>
+    <w:p>
+      <w:pPr>
+        <w:rPr>
+          <w:sz w:val="28"/>
+          <w:szCs w:val="28"/>
+        </w:rPr>
+      </w:pPr>
+    </w:p>
+    <w:p>
+      <w:pPr>
+        <w:rPr>
+          <w:sz w:val="28"/>
+          <w:szCs w:val="28"/>
+        </w:rPr>
+      </w:pPr>
+    </w:p>
+    <w:tbl>
+      <w:tblPr>
+        <w:tblW w:w="0" w:type="auto"/>
+        <w:tblCellSpacing w:w="15" w:type="dxa"/>
+        <w:tblCellMar>
+          <w:top w:w="15" w:type="dxa"/>
+          <w:left w:w="15" w:type="dxa"/>
+          <w:bottom w:w="15" w:type="dxa"/>
+          <w:right w:w="15" w:type="dxa"/>
+        </w:tblCellMar>
+        <w:tblLook w:val="04A0" w:firstRow="1" w:lastRow="0" w:firstColumn="1" w:lastColumn="0" w:noHBand="0" w:noVBand="1"/>
+      </w:tblPr>
+      <w:tblGrid>
+        <w:gridCol w:w="968"/>
+        <w:gridCol w:w="3577"/>
+      </w:tblGrid>
+      <w:tr>
+        <w:trPr>
+          <w:tblCellSpacing w:w="15" w:type="dxa"/>
+        </w:trPr>
+        <w:tc>
+          <w:tcPr>
+            <w:tcW w:w="0" w:type="auto"/>
+            <w:vAlign w:val="center"/>
+            <w:hideMark/>
+          </w:tcPr>
+          <w:p>
+            <w:pPr>
+              <w:rPr>
+                <w:sz w:val="28"/>
+                <w:szCs w:val="28"/>
+                <w:lang w:val="en-IN"/>
+              </w:rPr>
+            </w:pPr>
+            <w:r>
+              <w:rPr>
+                <w:sz w:val="28"/>
+                <w:szCs w:val="28"/>
+                <w:lang w:val="en-IN"/>
+              </w:rPr>
+              <w:t>TC_00</w:t>
+            </w:r>
+            <w:r>
+              <w:rPr>
+                <w:sz w:val="28"/>
+                <w:szCs w:val="28"/>
+                <w:lang w:val="en-IN"/>
+              </w:rPr>
+              <w:t>3</w:t>
+            </w:r>
+          </w:p>
+        </w:tc>
+        <w:tc>
+          <w:tcPr>
+            <w:tcW w:w="0" w:type="auto"/>
+            <w:vAlign w:val="center"/>
+            <w:hideMark/>
+          </w:tcPr>
+          <w:p>
+            <w:pPr>
+              <w:rPr>
+                <w:sz w:val="28"/>
+                <w:szCs w:val="28"/>
+                <w:lang w:val="en-IN"/>
+              </w:rPr>
+            </w:pPr>
+            <w:r>
+              <w:rPr>
+                <w:sz w:val="28"/>
+                <w:szCs w:val="28"/>
+                <w:lang w:val="en-IN"/>
+              </w:rPr>
+              <w:t>Verify Invalid Product Search</w:t>
+            </w:r>
+          </w:p>
+        </w:tc>
+      </w:tr>
+    </w:tbl>
+    <w:p>
+      <w:pPr>
+        <w:rPr>
+          <w:sz w:val="28"/>
+          <w:szCs w:val="28"/>
+        </w:rPr>
+      </w:pPr>
+    </w:p>
+    <w:p>
+      <w:pPr>
+        <w:rPr>
+          <w:sz w:val="28"/>
+          <w:szCs w:val="28"/>
+        </w:rPr>
+      </w:pPr>
+      <w:r>
+        <w:rPr>
+          <w:sz w:val="28"/>
+          <w:szCs w:val="28"/>
+        </w:rPr>
+        <w:drawing>
+          <wp:inline distT="0" distB="0" distL="0" distR="0" wp14:anchorId="55565692" wp14:editId="27043F6A">
+            <wp:extent cx="5486400" cy="3325685"/>
+            <wp:effectExtent l="0" t="0" r="0" b="8255"/>
+            <wp:docPr id="677973668" name="Picture 1"/>
+            <wp:cNvGraphicFramePr>
+              <a:graphicFrameLocks xmlns:a="http://schemas.openxmlformats.org/drawingml/2006/main" noChangeAspect="1"/>
+            </wp:cNvGraphicFramePr>
+            <a:graphic xmlns:a="http://schemas.openxmlformats.org/drawingml/2006/main">
+              <a:graphicData uri="http://schemas.openxmlformats.org/drawingml/2006/picture">
+                <pic:pic xmlns:pic="http://schemas.openxmlformats.org/drawingml/2006/picture">
+                  <pic:nvPicPr>
+                    <pic:cNvPr id="677973668" name=""/>
+                    <pic:cNvPicPr/>
+                  </pic:nvPicPr>
+                  <pic:blipFill>
+                    <a:blip r:embed="rId20"/>
+                    <a:stretch>
+                      <a:fillRect/>
+                    </a:stretch>
+                  </pic:blipFill>
+                  <pic:spPr>
+                    <a:xfrm>
+                      <a:off x="0" y="0"/>
+                      <a:ext cx="5488942" cy="3327226"/>
+                    </a:xfrm>
+                    <a:prstGeom prst="rect">
+                      <a:avLst/>
+                    </a:prstGeom>
+                  </pic:spPr>
+                </pic:pic>
+              </a:graphicData>
+            </a:graphic>
+          </wp:inline>
+        </w:drawing>
+      </w:r>
+    </w:p>
+    <w:p>
+      <w:pPr>
+        <w:rPr>
+          <w:sz w:val="28"/>
+          <w:szCs w:val="28"/>
+        </w:rPr>
+      </w:pPr>
+    </w:p>
+    <w:p>
+      <w:pPr>
+        <w:rPr>
+          <w:sz w:val="28"/>
+          <w:szCs w:val="28"/>
+        </w:rPr>
+      </w:pPr>
+    </w:p>
+    <w:p>
+      <w:pPr>
+        <w:rPr>
+          <w:sz w:val="28"/>
+          <w:szCs w:val="28"/>
+        </w:rPr>
+      </w:pPr>
+    </w:p>
+    <w:p>
+      <w:pPr>
+        <w:rPr>
+          <w:sz w:val="28"/>
+          <w:szCs w:val="28"/>
+        </w:rPr>
+      </w:pPr>
+    </w:p>
+    <w:p>
+      <w:pPr>
+        <w:rPr>
+          <w:sz w:val="28"/>
+          <w:szCs w:val="28"/>
+        </w:rPr>
+      </w:pPr>
+    </w:p>
+    <w:p>
+      <w:pPr>
+        <w:rPr>
+          <w:sz w:val="28"/>
+          <w:szCs w:val="28"/>
+        </w:rPr>
+      </w:pPr>
+    </w:p>
+    <w:p>
+      <w:pPr>
+        <w:rPr>
+          <w:sz w:val="28"/>
+          <w:szCs w:val="28"/>
+        </w:rPr>
+      </w:pPr>
+    </w:p>
+    <w:p>
+      <w:pPr>
+        <w:rPr>
+          <w:sz w:val="28"/>
+          <w:szCs w:val="28"/>
+        </w:rPr>
+      </w:pPr>
+    </w:p>
+    <w:p>
+      <w:pPr>
+        <w:rPr>
+          <w:sz w:val="28"/>
+          <w:szCs w:val="28"/>
+        </w:rPr>
+      </w:pPr>
+    </w:p>
+    <w:p>
+      <w:pPr>
+        <w:rPr>
+          <w:sz w:val="28"/>
+          <w:szCs w:val="28"/>
+        </w:rPr>
+      </w:pPr>
+    </w:p>
+    <w:p>
+      <w:pPr>
+        <w:rPr>
+          <w:sz w:val="28"/>
+          <w:szCs w:val="28"/>
+        </w:rPr>
+      </w:pPr>
+    </w:p>
+    <w:tbl>
+      <w:tblPr>
+        <w:tblW w:w="0" w:type="auto"/>
+        <w:tblCellSpacing w:w="15" w:type="dxa"/>
+        <w:tblCellMar>
+          <w:top w:w="15" w:type="dxa"/>
+          <w:left w:w="15" w:type="dxa"/>
+          <w:bottom w:w="15" w:type="dxa"/>
+          <w:right w:w="15" w:type="dxa"/>
+        </w:tblCellMar>
+        <w:tblLook w:val="04A0" w:firstRow="1" w:lastRow="0" w:firstColumn="1" w:lastColumn="0" w:noHBand="0" w:noVBand="1"/>
+      </w:tblPr>
+      <w:tblGrid>
+        <w:gridCol w:w="968"/>
+        <w:gridCol w:w="2515"/>
+      </w:tblGrid>
+      <w:tr>
+        <w:trPr>
+          <w:tblCellSpacing w:w="15" w:type="dxa"/>
+        </w:trPr>
+        <w:tc>
+          <w:tcPr>
+            <w:tcW w:w="0" w:type="auto"/>
+            <w:vAlign w:val="center"/>
+            <w:hideMark/>
+          </w:tcPr>
+          <w:p>
+            <w:pPr>
+              <w:rPr>
+                <w:sz w:val="28"/>
+                <w:szCs w:val="28"/>
+                <w:lang w:val="en-IN"/>
+              </w:rPr>
+            </w:pPr>
+            <w:r>
+              <w:rPr>
+                <w:sz w:val="28"/>
+                <w:szCs w:val="28"/>
+                <w:lang w:val="en-IN"/>
+              </w:rPr>
+              <w:t>TC_00</w:t>
+            </w:r>
+            <w:r>
+              <w:rPr>
+                <w:sz w:val="28"/>
+                <w:szCs w:val="28"/>
+                <w:lang w:val="en-IN"/>
+              </w:rPr>
+              <w:t>4</w:t>
+            </w:r>
+          </w:p>
+        </w:tc>
+        <w:tc>
+          <w:tcPr>
+            <w:tcW w:w="0" w:type="auto"/>
+            <w:vAlign w:val="center"/>
+            <w:hideMark/>
+          </w:tcPr>
+          <w:p>
+            <w:pPr>
+              <w:rPr>
+                <w:sz w:val="28"/>
+                <w:szCs w:val="28"/>
+                <w:lang w:val="en-IN"/>
+              </w:rPr>
+            </w:pPr>
+            <w:r>
+              <w:rPr>
+                <w:sz w:val="28"/>
+                <w:szCs w:val="28"/>
+                <w:lang w:val="en-IN"/>
+              </w:rPr>
+              <w:t xml:space="preserve">Verify </w:t>
+            </w:r>
+            <w:r>
+              <w:rPr>
+                <w:sz w:val="28"/>
+                <w:szCs w:val="28"/>
+                <w:lang w:val="en-IN"/>
+              </w:rPr>
+              <w:t>Empty</w:t>
+            </w:r>
+            <w:r>
+              <w:rPr>
+                <w:sz w:val="28"/>
+                <w:szCs w:val="28"/>
+                <w:lang w:val="en-IN"/>
+              </w:rPr>
+              <w:t xml:space="preserve"> Search</w:t>
+            </w:r>
+          </w:p>
+        </w:tc>
+      </w:tr>
+    </w:tbl>
+    <w:p>
+      <w:pPr>
+        <w:rPr>
+          <w:sz w:val="28"/>
+          <w:szCs w:val="28"/>
+        </w:rPr>
+      </w:pPr>
+    </w:p>
+    <w:p>
+      <w:pPr>
+        <w:rPr>
+          <w:sz w:val="28"/>
+          <w:szCs w:val="28"/>
+        </w:rPr>
+      </w:pPr>
+      <w:r>
+        <w:rPr>
+          <w:sz w:val="28"/>
+          <w:szCs w:val="28"/>
+        </w:rPr>
+        <w:drawing>
+          <wp:inline distT="0" distB="0" distL="0" distR="0" wp14:anchorId="299D61B0" wp14:editId="074C9602">
+            <wp:extent cx="5486400" cy="2894965"/>
+            <wp:effectExtent l="0" t="0" r="0" b="635"/>
+            <wp:docPr id="1166864509" name="Picture 1"/>
+            <wp:cNvGraphicFramePr>
+              <a:graphicFrameLocks xmlns:a="http://schemas.openxmlformats.org/drawingml/2006/main" noChangeAspect="1"/>
+            </wp:cNvGraphicFramePr>
+            <a:graphic xmlns:a="http://schemas.openxmlformats.org/drawingml/2006/main">
+              <a:graphicData uri="http://schemas.openxmlformats.org/drawingml/2006/picture">
+                <pic:pic xmlns:pic="http://schemas.openxmlformats.org/drawingml/2006/picture">
+                  <pic:nvPicPr>
+                    <pic:cNvPr id="1166864509" name=""/>
+                    <pic:cNvPicPr/>
+                  </pic:nvPicPr>
+                  <pic:blipFill>
+                    <a:blip r:embed="rId21"/>
+                    <a:stretch>
+                      <a:fillRect/>
+                    </a:stretch>
+                  </pic:blipFill>
+                  <pic:spPr>
+                    <a:xfrm>
+                      <a:off x="0" y="0"/>
+                      <a:ext cx="5486400" cy="2894965"/>
+                    </a:xfrm>
+                    <a:prstGeom prst="rect">
+                      <a:avLst/>
+                    </a:prstGeom>
+                  </pic:spPr>
+                </pic:pic>
+              </a:graphicData>
+            </a:graphic>
+          </wp:inline>
+        </w:drawing>
+      </w:r>
+    </w:p>
+    <w:p>
+      <w:pPr>
         <w:pStyle w:val="Heading1"/>
         <w:rPr>
           <w:color w:val="auto"/>
@@ -2115,89 +4538,90 @@
       </w:r>
     </w:p>
     <w:p>
-      <w:pPr>
-        <w:rPr>
-          <w:sz w:val="28"/>
-          <w:szCs w:val="28"/>
-        </w:rPr>
-      </w:pPr>
-      <w:r>
-        <w:rPr>
-          <w:sz w:val="28"/>
-          <w:szCs w:val="28"/>
-        </w:rPr>
-        <w:t xml:space="preserve">Check locators, </w:t>
+      <w:r>
+        <w:t>Check locators specific for element(</w:t>
+      </w:r>
+      <w:proofErr w:type="spellStart"/>
+      <w:r>
+        <w:t>search,home</w:t>
+      </w:r>
+      <w:proofErr w:type="spellEnd"/>
+      <w:r>
+        <w:t xml:space="preserve"> </w:t>
+      </w:r>
+      <w:proofErr w:type="spellStart"/>
+      <w:r>
+        <w:t>logo,shirt</w:t>
+      </w:r>
+      <w:proofErr w:type="spellEnd"/>
+      <w:r>
+        <w:t>)</w:t>
       </w:r>
     </w:p>
     <w:p>
-      <w:pPr>
-        <w:rPr>
-          <w:sz w:val="28"/>
-          <w:szCs w:val="28"/>
-        </w:rPr>
-      </w:pPr>
-      <w:proofErr w:type="gramStart"/>
-      <w:r>
-        <w:rPr>
-          <w:sz w:val="28"/>
-          <w:szCs w:val="28"/>
-        </w:rPr>
-        <w:t>wait</w:t>
-      </w:r>
-      <w:proofErr w:type="gramEnd"/>
-      <w:r>
-        <w:rPr>
-          <w:sz w:val="28"/>
-          <w:szCs w:val="28"/>
-        </w:rPr>
-        <w:t xml:space="preserve"> strategies,</w:t>
+      <w:r>
+        <w:t xml:space="preserve">Wait for </w:t>
+      </w:r>
+      <w:proofErr w:type="spellStart"/>
+      <w:r>
+        <w:t>url,load</w:t>
+      </w:r>
+      <w:proofErr w:type="spellEnd"/>
+      <w:r>
+        <w:t xml:space="preserve"> content</w:t>
       </w:r>
     </w:p>
     <w:p>
-      <w:pPr>
-        <w:rPr>
-          <w:sz w:val="28"/>
-          <w:szCs w:val="28"/>
-        </w:rPr>
-      </w:pPr>
-      <w:r>
-        <w:rPr>
-          <w:sz w:val="28"/>
-          <w:szCs w:val="28"/>
-        </w:rPr>
-        <w:t xml:space="preserve"> fixture setup, </w:t>
+      <w:r>
+        <w:t>Auto retries and use auto wait</w:t>
       </w:r>
     </w:p>
     <w:p>
       <w:pPr>
         <w:rPr>
-          <w:sz w:val="28"/>
-          <w:szCs w:val="28"/>
-        </w:rPr>
-      </w:pPr>
-      <w:r>
-        <w:rPr>
-          <w:sz w:val="28"/>
-          <w:szCs w:val="28"/>
-        </w:rPr>
-        <w:t xml:space="preserve">test data, and </w:t>
+          <w:sz w:val="24"/>
+          <w:szCs w:val="24"/>
+        </w:rPr>
+      </w:pPr>
+      <w:r>
+        <w:rPr>
+          <w:sz w:val="24"/>
+          <w:szCs w:val="24"/>
+        </w:rPr>
+        <w:t xml:space="preserve">fixture setup, </w:t>
       </w:r>
     </w:p>
     <w:p>
       <w:pPr>
         <w:rPr>
-          <w:sz w:val="28"/>
-          <w:szCs w:val="28"/>
-        </w:rPr>
-      </w:pPr>
-      <w:r>
-        <w:rPr>
-          <w:sz w:val="28"/>
-          <w:szCs w:val="28"/>
+          <w:sz w:val="24"/>
+          <w:szCs w:val="24"/>
+        </w:rPr>
+      </w:pPr>
+      <w:r>
+        <w:rPr>
+          <w:sz w:val="24"/>
+          <w:szCs w:val="24"/>
+        </w:rPr>
+        <w:t xml:space="preserve">test data, and </w:t>
+      </w:r>
+    </w:p>
+    <w:p>
+      <w:pPr>
+        <w:rPr>
+          <w:sz w:val="24"/>
+          <w:szCs w:val="24"/>
+        </w:rPr>
+      </w:pPr>
+      <w:r>
+        <w:rPr>
+          <w:sz w:val="24"/>
+          <w:szCs w:val="24"/>
         </w:rPr>
         <w:t>network conditions.</w:t>
       </w:r>
     </w:p>
+    <w:p/>
     <w:p>
       <w:pPr>
         <w:pStyle w:val="Heading1"/>
@@ -2208,73 +4632,113 @@
           <w:u w:val="single"/>
         </w:rPr>
       </w:pPr>
-      <w:r>
+    </w:p>
+    <w:p>
+      <w:pPr>
+        <w:pStyle w:val="Heading1"/>
         <w:rPr>
           <w:color w:val="auto"/>
           <w:sz w:val="32"/>
           <w:szCs w:val="32"/>
           <w:u w:val="single"/>
         </w:rPr>
-        <w:t>Limitations</w:t>
-      </w:r>
-    </w:p>
-    <w:p>
-      <w:pPr>
-        <w:rPr>
-          <w:sz w:val="28"/>
-          <w:szCs w:val="28"/>
-        </w:rPr>
-      </w:pPr>
-      <w:proofErr w:type="gramStart"/>
-      <w:r>
-        <w:rPr>
-          <w:sz w:val="28"/>
-          <w:szCs w:val="28"/>
-        </w:rPr>
-        <w:t>Dependent</w:t>
-      </w:r>
-      <w:proofErr w:type="gramEnd"/>
-      <w:r>
-        <w:rPr>
-          <w:sz w:val="28"/>
-          <w:szCs w:val="28"/>
-        </w:rPr>
-        <w:t xml:space="preserve"> on UI stability, network speed, and environment configuration.</w:t>
-      </w:r>
-    </w:p>
-    <w:p>
-      <w:pPr>
-        <w:pStyle w:val="Heading1"/>
+      </w:pPr>
+      <w:r>
         <w:rPr>
           <w:color w:val="auto"/>
           <w:sz w:val="32"/>
           <w:szCs w:val="32"/>
           <w:u w:val="single"/>
         </w:rPr>
-      </w:pPr>
-      <w:r>
+        <w:t>Limitations</w:t>
+      </w:r>
+    </w:p>
+    <w:p>
+      <w:pPr>
+        <w:rPr>
+          <w:sz w:val="24"/>
+          <w:szCs w:val="24"/>
+        </w:rPr>
+      </w:pPr>
+      <w:r>
+        <w:rPr>
+          <w:sz w:val="24"/>
+          <w:szCs w:val="24"/>
+        </w:rPr>
+        <w:t>Dependent on UI stability, network speed, and environment configuration</w:t>
+      </w:r>
+      <w:r>
+        <w:rPr>
+          <w:sz w:val="24"/>
+          <w:szCs w:val="24"/>
+        </w:rPr>
+        <w:t xml:space="preserve"> and number of user so ,we only run here in headed mode so that </w:t>
+      </w:r>
+      <w:proofErr w:type="spellStart"/>
+      <w:r>
+        <w:rPr>
+          <w:sz w:val="24"/>
+          <w:szCs w:val="24"/>
+        </w:rPr>
+        <w:t>url</w:t>
+      </w:r>
+      <w:proofErr w:type="spellEnd"/>
+      <w:r>
+        <w:rPr>
+          <w:sz w:val="24"/>
+          <w:szCs w:val="24"/>
+        </w:rPr>
+        <w:t xml:space="preserve"> can easily fetch </w:t>
+      </w:r>
+    </w:p>
+    <w:p>
+      <w:pPr>
+        <w:pStyle w:val="Heading1"/>
         <w:rPr>
           <w:color w:val="auto"/>
           <w:sz w:val="32"/>
           <w:szCs w:val="32"/>
           <w:u w:val="single"/>
         </w:rPr>
+      </w:pPr>
+      <w:r>
+        <w:rPr>
+          <w:color w:val="auto"/>
+          <w:sz w:val="32"/>
+          <w:szCs w:val="32"/>
+          <w:u w:val="single"/>
+        </w:rPr>
         <w:t>Conclusion</w:t>
       </w:r>
     </w:p>
     <w:p>
       <w:pPr>
         <w:rPr>
-          <w:sz w:val="28"/>
-          <w:szCs w:val="28"/>
-        </w:rPr>
-      </w:pPr>
-      <w:r>
-        <w:rPr>
-          <w:sz w:val="28"/>
-          <w:szCs w:val="28"/>
+          <w:sz w:val="24"/>
+          <w:szCs w:val="24"/>
+        </w:rPr>
+      </w:pPr>
+      <w:r>
+        <w:rPr>
+          <w:sz w:val="24"/>
+          <w:szCs w:val="24"/>
         </w:rPr>
         <w:t>Playwright framework ensures scalable, maintainable, and fast UI automation using modern testing practices.</w:t>
+      </w:r>
+    </w:p>
+    <w:p>
+      <w:pPr>
+        <w:rPr>
+          <w:sz w:val="24"/>
+          <w:szCs w:val="24"/>
+        </w:rPr>
+      </w:pPr>
+      <w:r>
+        <w:rPr>
+          <w:sz w:val="24"/>
+          <w:szCs w:val="24"/>
+        </w:rPr>
+        <w:t>Today I did home page verification ,search text working with positive search like product list is available and negative search like not found and empty search;</w:t>
       </w:r>
     </w:p>
     <w:p>
@@ -2311,6 +4775,56 @@
     </w:sectPr>
   </w:body>
 </w:document>
+</file>
+
+<file path=word/endnotes.xml><?xml version="1.0" encoding="utf-8"?>
+<w:endnotes xmlns:wpc="http://schemas.microsoft.com/office/word/2010/wordprocessingCanvas" xmlns:cx="http://schemas.microsoft.com/office/drawing/2014/chartex" xmlns:cx1="http://schemas.microsoft.com/office/drawing/2015/9/8/chartex" xmlns:cx2="http://schemas.microsoft.com/office/drawing/2015/10/21/chartex" xmlns:cx3="http://schemas.microsoft.com/office/drawing/2016/5/9/chartex" xmlns:cx4="http://schemas.microsoft.com/office/drawing/2016/5/10/chartex" xmlns:cx5="http://schemas.microsoft.com/office/drawing/2016/5/11/chartex" xmlns:cx6="http://schemas.microsoft.com/office/drawing/2016/5/12/chartex" xmlns:cx7="http://schemas.microsoft.com/office/drawing/2016/5/13/chartex" xmlns:cx8="http://schemas.microsoft.com/office/drawing/2016/5/14/chartex" xmlns:mc="http://schemas.openxmlformats.org/markup-compatibility/2006" xmlns:aink="http://schemas.microsoft.com/office/drawing/2016/ink" xmlns:am3d="http://schemas.microsoft.com/office/drawing/2017/model3d" xmlns:o="urn:schemas-microsoft-com:office:office" xmlns:oel="http://schemas.microsoft.com/office/2019/extlst" xmlns:r="http://schemas.openxmlformats.org/officeDocument/2006/relationships" xmlns:m="http://schemas.openxmlformats.org/officeDocument/2006/math" xmlns:v="urn:schemas-microsoft-com:vml" xmlns:wp14="http://schemas.microsoft.com/office/word/2010/wordprocessingDrawing" xmlns:wp="http://schemas.openxmlformats.org/drawingml/2006/wordprocessingDrawing" xmlns:w10="urn:schemas-microsoft-com:office:word" xmlns:w="http://schemas.openxmlformats.org/wordprocessingml/2006/main" xmlns:w14="http://schemas.microsoft.com/office/word/2010/wordml" xmlns:w15="http://schemas.microsoft.com/office/word/2012/wordml" xmlns:w16cex="http://schemas.microsoft.com/office/word/2018/wordml/cex" xmlns:w16cid="http://schemas.microsoft.com/office/word/2016/wordml/cid" xmlns:w16="http://schemas.microsoft.com/office/word/2018/wordml" xmlns:w16du="http://schemas.microsoft.com/office/word/2023/wordml/word16du" xmlns:w16sdtdh="http://schemas.microsoft.com/office/word/2020/wordml/sdtdatahash" xmlns:w16sdtfl="http://schemas.microsoft.com/office/word/2024/wordml/sdtformatlock" xmlns:w16se="http://schemas.microsoft.com/office/word/2015/wordml/symex" xmlns:wpg="http://schemas.microsoft.com/office/word/2010/wordprocessingGroup" xmlns:wpi="http://schemas.microsoft.com/office/word/2010/wordprocessingInk" xmlns:wne="http://schemas.microsoft.com/office/word/2006/wordml" xmlns:wps="http://schemas.microsoft.com/office/word/2010/wordprocessingShape" mc:Ignorable="w14 w15 w16se w16cid w16 w16cex w16sdtdh w16sdtfl w16du wp14">
+  <w:endnote w:type="separator" w:id="-1">
+    <w:p>
+      <w:pPr>
+        <w:spacing w:after="0" w:line="240" w:lineRule="auto"/>
+      </w:pPr>
+      <w:r>
+        <w:separator/>
+      </w:r>
+    </w:p>
+  </w:endnote>
+  <w:endnote w:type="continuationSeparator" w:id="0">
+    <w:p>
+      <w:pPr>
+        <w:spacing w:after="0" w:line="240" w:lineRule="auto"/>
+      </w:pPr>
+      <w:r>
+        <w:continuationSeparator/>
+      </w:r>
+    </w:p>
+  </w:endnote>
+</w:endnotes>
+</file>
+
+<file path=word/footnotes.xml><?xml version="1.0" encoding="utf-8"?>
+<w:footnotes xmlns:wpc="http://schemas.microsoft.com/office/word/2010/wordprocessingCanvas" xmlns:cx="http://schemas.microsoft.com/office/drawing/2014/chartex" xmlns:cx1="http://schemas.microsoft.com/office/drawing/2015/9/8/chartex" xmlns:cx2="http://schemas.microsoft.com/office/drawing/2015/10/21/chartex" xmlns:cx3="http://schemas.microsoft.com/office/drawing/2016/5/9/chartex" xmlns:cx4="http://schemas.microsoft.com/office/drawing/2016/5/10/chartex" xmlns:cx5="http://schemas.microsoft.com/office/drawing/2016/5/11/chartex" xmlns:cx6="http://schemas.microsoft.com/office/drawing/2016/5/12/chartex" xmlns:cx7="http://schemas.microsoft.com/office/drawing/2016/5/13/chartex" xmlns:cx8="http://schemas.microsoft.com/office/drawing/2016/5/14/chartex" xmlns:mc="http://schemas.openxmlformats.org/markup-compatibility/2006" xmlns:aink="http://schemas.microsoft.com/office/drawing/2016/ink" xmlns:am3d="http://schemas.microsoft.com/office/drawing/2017/model3d" xmlns:o="urn:schemas-microsoft-com:office:office" xmlns:oel="http://schemas.microsoft.com/office/2019/extlst" xmlns:r="http://schemas.openxmlformats.org/officeDocument/2006/relationships" xmlns:m="http://schemas.openxmlformats.org/officeDocument/2006/math" xmlns:v="urn:schemas-microsoft-com:vml" xmlns:wp14="http://schemas.microsoft.com/office/word/2010/wordprocessingDrawing" xmlns:wp="http://schemas.openxmlformats.org/drawingml/2006/wordprocessingDrawing" xmlns:w10="urn:schemas-microsoft-com:office:word" xmlns:w="http://schemas.openxmlformats.org/wordprocessingml/2006/main" xmlns:w14="http://schemas.microsoft.com/office/word/2010/wordml" xmlns:w15="http://schemas.microsoft.com/office/word/2012/wordml" xmlns:w16cex="http://schemas.microsoft.com/office/word/2018/wordml/cex" xmlns:w16cid="http://schemas.microsoft.com/office/word/2016/wordml/cid" xmlns:w16="http://schemas.microsoft.com/office/word/2018/wordml" xmlns:w16du="http://schemas.microsoft.com/office/word/2023/wordml/word16du" xmlns:w16sdtdh="http://schemas.microsoft.com/office/word/2020/wordml/sdtdatahash" xmlns:w16sdtfl="http://schemas.microsoft.com/office/word/2024/wordml/sdtformatlock" xmlns:w16se="http://schemas.microsoft.com/office/word/2015/wordml/symex" xmlns:wpg="http://schemas.microsoft.com/office/word/2010/wordprocessingGroup" xmlns:wpi="http://schemas.microsoft.com/office/word/2010/wordprocessingInk" xmlns:wne="http://schemas.microsoft.com/office/word/2006/wordml" xmlns:wps="http://schemas.microsoft.com/office/word/2010/wordprocessingShape" mc:Ignorable="w14 w15 w16se w16cid w16 w16cex w16sdtdh w16sdtfl w16du wp14">
+  <w:footnote w:type="separator" w:id="-1">
+    <w:p>
+      <w:pPr>
+        <w:spacing w:after="0" w:line="240" w:lineRule="auto"/>
+      </w:pPr>
+      <w:r>
+        <w:separator/>
+      </w:r>
+    </w:p>
+  </w:footnote>
+  <w:footnote w:type="continuationSeparator" w:id="0">
+    <w:p>
+      <w:pPr>
+        <w:spacing w:after="0" w:line="240" w:lineRule="auto"/>
+      </w:pPr>
+      <w:r>
+        <w:continuationSeparator/>
+      </w:r>
+    </w:p>
+  </w:footnote>
+</w:footnotes>
 </file>
 
 <file path=word/numbering.xml><?xml version="1.0" encoding="utf-8"?>
@@ -2487,6 +5001,119 @@
     </w:lvl>
   </w:abstractNum>
   <w:abstractNum w:abstractNumId="9" w15:restartNumberingAfterBreak="0">
+    <w:nsid w:val="07020359"/>
+    <w:multiLevelType w:val="hybridMultilevel"/>
+    <w:tmpl w:val="2640DB34"/>
+    <w:lvl w:ilvl="0" w:tplc="40090001">
+      <w:start w:val="1"/>
+      <w:numFmt w:val="bullet"/>
+      <w:lvlText w:val=""/>
+      <w:lvlJc w:val="left"/>
+      <w:pPr>
+        <w:ind w:left="720" w:hanging="360"/>
+      </w:pPr>
+      <w:rPr>
+        <w:rFonts w:ascii="Symbol" w:hAnsi="Symbol" w:hint="default"/>
+      </w:rPr>
+    </w:lvl>
+    <w:lvl w:ilvl="1" w:tplc="40090003" w:tentative="1">
+      <w:start w:val="1"/>
+      <w:numFmt w:val="bullet"/>
+      <w:lvlText w:val="o"/>
+      <w:lvlJc w:val="left"/>
+      <w:pPr>
+        <w:ind w:left="1440" w:hanging="360"/>
+      </w:pPr>
+      <w:rPr>
+        <w:rFonts w:ascii="Courier New" w:hAnsi="Courier New" w:cs="Courier New" w:hint="default"/>
+      </w:rPr>
+    </w:lvl>
+    <w:lvl w:ilvl="2" w:tplc="40090005" w:tentative="1">
+      <w:start w:val="1"/>
+      <w:numFmt w:val="bullet"/>
+      <w:lvlText w:val=""/>
+      <w:lvlJc w:val="left"/>
+      <w:pPr>
+        <w:ind w:left="2160" w:hanging="360"/>
+      </w:pPr>
+      <w:rPr>
+        <w:rFonts w:ascii="Wingdings" w:hAnsi="Wingdings" w:hint="default"/>
+      </w:rPr>
+    </w:lvl>
+    <w:lvl w:ilvl="3" w:tplc="40090001" w:tentative="1">
+      <w:start w:val="1"/>
+      <w:numFmt w:val="bullet"/>
+      <w:lvlText w:val=""/>
+      <w:lvlJc w:val="left"/>
+      <w:pPr>
+        <w:ind w:left="2880" w:hanging="360"/>
+      </w:pPr>
+      <w:rPr>
+        <w:rFonts w:ascii="Symbol" w:hAnsi="Symbol" w:hint="default"/>
+      </w:rPr>
+    </w:lvl>
+    <w:lvl w:ilvl="4" w:tplc="40090003" w:tentative="1">
+      <w:start w:val="1"/>
+      <w:numFmt w:val="bullet"/>
+      <w:lvlText w:val="o"/>
+      <w:lvlJc w:val="left"/>
+      <w:pPr>
+        <w:ind w:left="3600" w:hanging="360"/>
+      </w:pPr>
+      <w:rPr>
+        <w:rFonts w:ascii="Courier New" w:hAnsi="Courier New" w:cs="Courier New" w:hint="default"/>
+      </w:rPr>
+    </w:lvl>
+    <w:lvl w:ilvl="5" w:tplc="40090005" w:tentative="1">
+      <w:start w:val="1"/>
+      <w:numFmt w:val="bullet"/>
+      <w:lvlText w:val=""/>
+      <w:lvlJc w:val="left"/>
+      <w:pPr>
+        <w:ind w:left="4320" w:hanging="360"/>
+      </w:pPr>
+      <w:rPr>
+        <w:rFonts w:ascii="Wingdings" w:hAnsi="Wingdings" w:hint="default"/>
+      </w:rPr>
+    </w:lvl>
+    <w:lvl w:ilvl="6" w:tplc="40090001" w:tentative="1">
+      <w:start w:val="1"/>
+      <w:numFmt w:val="bullet"/>
+      <w:lvlText w:val=""/>
+      <w:lvlJc w:val="left"/>
+      <w:pPr>
+        <w:ind w:left="5040" w:hanging="360"/>
+      </w:pPr>
+      <w:rPr>
+        <w:rFonts w:ascii="Symbol" w:hAnsi="Symbol" w:hint="default"/>
+      </w:rPr>
+    </w:lvl>
+    <w:lvl w:ilvl="7" w:tplc="40090003" w:tentative="1">
+      <w:start w:val="1"/>
+      <w:numFmt w:val="bullet"/>
+      <w:lvlText w:val="o"/>
+      <w:lvlJc w:val="left"/>
+      <w:pPr>
+        <w:ind w:left="5760" w:hanging="360"/>
+      </w:pPr>
+      <w:rPr>
+        <w:rFonts w:ascii="Courier New" w:hAnsi="Courier New" w:cs="Courier New" w:hint="default"/>
+      </w:rPr>
+    </w:lvl>
+    <w:lvl w:ilvl="8" w:tplc="40090005" w:tentative="1">
+      <w:start w:val="1"/>
+      <w:numFmt w:val="bullet"/>
+      <w:lvlText w:val=""/>
+      <w:lvlJc w:val="left"/>
+      <w:pPr>
+        <w:ind w:left="6480" w:hanging="360"/>
+      </w:pPr>
+      <w:rPr>
+        <w:rFonts w:ascii="Wingdings" w:hAnsi="Wingdings" w:hint="default"/>
+      </w:rPr>
+    </w:lvl>
+  </w:abstractNum>
+  <w:abstractNum w:abstractNumId="10" w15:restartNumberingAfterBreak="0">
     <w:nsid w:val="0B2F44C3"/>
     <w:multiLevelType w:val="multilevel"/>
     <w:tmpl w:val="5F48CF12"/>
@@ -2635,7 +5262,120 @@
       </w:rPr>
     </w:lvl>
   </w:abstractNum>
-  <w:abstractNum w:abstractNumId="10" w15:restartNumberingAfterBreak="0">
+  <w:abstractNum w:abstractNumId="11" w15:restartNumberingAfterBreak="0">
+    <w:nsid w:val="26E14B40"/>
+    <w:multiLevelType w:val="hybridMultilevel"/>
+    <w:tmpl w:val="3E76C91E"/>
+    <w:lvl w:ilvl="0" w:tplc="40090001">
+      <w:start w:val="1"/>
+      <w:numFmt w:val="bullet"/>
+      <w:lvlText w:val=""/>
+      <w:lvlJc w:val="left"/>
+      <w:pPr>
+        <w:ind w:left="720" w:hanging="360"/>
+      </w:pPr>
+      <w:rPr>
+        <w:rFonts w:ascii="Symbol" w:hAnsi="Symbol" w:hint="default"/>
+      </w:rPr>
+    </w:lvl>
+    <w:lvl w:ilvl="1" w:tplc="40090003" w:tentative="1">
+      <w:start w:val="1"/>
+      <w:numFmt w:val="bullet"/>
+      <w:lvlText w:val="o"/>
+      <w:lvlJc w:val="left"/>
+      <w:pPr>
+        <w:ind w:left="1440" w:hanging="360"/>
+      </w:pPr>
+      <w:rPr>
+        <w:rFonts w:ascii="Courier New" w:hAnsi="Courier New" w:cs="Courier New" w:hint="default"/>
+      </w:rPr>
+    </w:lvl>
+    <w:lvl w:ilvl="2" w:tplc="40090005" w:tentative="1">
+      <w:start w:val="1"/>
+      <w:numFmt w:val="bullet"/>
+      <w:lvlText w:val=""/>
+      <w:lvlJc w:val="left"/>
+      <w:pPr>
+        <w:ind w:left="2160" w:hanging="360"/>
+      </w:pPr>
+      <w:rPr>
+        <w:rFonts w:ascii="Wingdings" w:hAnsi="Wingdings" w:hint="default"/>
+      </w:rPr>
+    </w:lvl>
+    <w:lvl w:ilvl="3" w:tplc="40090001" w:tentative="1">
+      <w:start w:val="1"/>
+      <w:numFmt w:val="bullet"/>
+      <w:lvlText w:val=""/>
+      <w:lvlJc w:val="left"/>
+      <w:pPr>
+        <w:ind w:left="2880" w:hanging="360"/>
+      </w:pPr>
+      <w:rPr>
+        <w:rFonts w:ascii="Symbol" w:hAnsi="Symbol" w:hint="default"/>
+      </w:rPr>
+    </w:lvl>
+    <w:lvl w:ilvl="4" w:tplc="40090003" w:tentative="1">
+      <w:start w:val="1"/>
+      <w:numFmt w:val="bullet"/>
+      <w:lvlText w:val="o"/>
+      <w:lvlJc w:val="left"/>
+      <w:pPr>
+        <w:ind w:left="3600" w:hanging="360"/>
+      </w:pPr>
+      <w:rPr>
+        <w:rFonts w:ascii="Courier New" w:hAnsi="Courier New" w:cs="Courier New" w:hint="default"/>
+      </w:rPr>
+    </w:lvl>
+    <w:lvl w:ilvl="5" w:tplc="40090005" w:tentative="1">
+      <w:start w:val="1"/>
+      <w:numFmt w:val="bullet"/>
+      <w:lvlText w:val=""/>
+      <w:lvlJc w:val="left"/>
+      <w:pPr>
+        <w:ind w:left="4320" w:hanging="360"/>
+      </w:pPr>
+      <w:rPr>
+        <w:rFonts w:ascii="Wingdings" w:hAnsi="Wingdings" w:hint="default"/>
+      </w:rPr>
+    </w:lvl>
+    <w:lvl w:ilvl="6" w:tplc="40090001" w:tentative="1">
+      <w:start w:val="1"/>
+      <w:numFmt w:val="bullet"/>
+      <w:lvlText w:val=""/>
+      <w:lvlJc w:val="left"/>
+      <w:pPr>
+        <w:ind w:left="5040" w:hanging="360"/>
+      </w:pPr>
+      <w:rPr>
+        <w:rFonts w:ascii="Symbol" w:hAnsi="Symbol" w:hint="default"/>
+      </w:rPr>
+    </w:lvl>
+    <w:lvl w:ilvl="7" w:tplc="40090003" w:tentative="1">
+      <w:start w:val="1"/>
+      <w:numFmt w:val="bullet"/>
+      <w:lvlText w:val="o"/>
+      <w:lvlJc w:val="left"/>
+      <w:pPr>
+        <w:ind w:left="5760" w:hanging="360"/>
+      </w:pPr>
+      <w:rPr>
+        <w:rFonts w:ascii="Courier New" w:hAnsi="Courier New" w:cs="Courier New" w:hint="default"/>
+      </w:rPr>
+    </w:lvl>
+    <w:lvl w:ilvl="8" w:tplc="40090005" w:tentative="1">
+      <w:start w:val="1"/>
+      <w:numFmt w:val="bullet"/>
+      <w:lvlText w:val=""/>
+      <w:lvlJc w:val="left"/>
+      <w:pPr>
+        <w:ind w:left="6480" w:hanging="360"/>
+      </w:pPr>
+      <w:rPr>
+        <w:rFonts w:ascii="Wingdings" w:hAnsi="Wingdings" w:hint="default"/>
+      </w:rPr>
+    </w:lvl>
+  </w:abstractNum>
+  <w:abstractNum w:abstractNumId="12" w15:restartNumberingAfterBreak="0">
     <w:nsid w:val="385A23B1"/>
     <w:multiLevelType w:val="hybridMultilevel"/>
     <w:tmpl w:val="DD92A876"/>
@@ -2748,7 +5488,7 @@
       </w:rPr>
     </w:lvl>
   </w:abstractNum>
-  <w:abstractNum w:abstractNumId="11" w15:restartNumberingAfterBreak="0">
+  <w:abstractNum w:abstractNumId="13" w15:restartNumberingAfterBreak="0">
     <w:nsid w:val="3C8C00B5"/>
     <w:multiLevelType w:val="multilevel"/>
     <w:tmpl w:val="A18AAE24"/>
@@ -2861,7 +5601,7 @@
       </w:pPr>
     </w:lvl>
   </w:abstractNum>
-  <w:abstractNum w:abstractNumId="12" w15:restartNumberingAfterBreak="0">
+  <w:abstractNum w:abstractNumId="14" w15:restartNumberingAfterBreak="0">
     <w:nsid w:val="41C61084"/>
     <w:multiLevelType w:val="multilevel"/>
     <w:tmpl w:val="A7F01634"/>
@@ -3010,7 +5750,7 @@
       </w:rPr>
     </w:lvl>
   </w:abstractNum>
-  <w:abstractNum w:abstractNumId="13" w15:restartNumberingAfterBreak="0">
+  <w:abstractNum w:abstractNumId="15" w15:restartNumberingAfterBreak="0">
     <w:nsid w:val="558939FB"/>
     <w:multiLevelType w:val="hybridMultilevel"/>
     <w:tmpl w:val="28A815A0"/>
@@ -3123,7 +5863,7 @@
       </w:rPr>
     </w:lvl>
   </w:abstractNum>
-  <w:abstractNum w:abstractNumId="14" w15:restartNumberingAfterBreak="0">
+  <w:abstractNum w:abstractNumId="16" w15:restartNumberingAfterBreak="0">
     <w:nsid w:val="594A3293"/>
     <w:multiLevelType w:val="multilevel"/>
     <w:tmpl w:val="BBB80F04"/>
@@ -3236,7 +5976,7 @@
       </w:pPr>
     </w:lvl>
   </w:abstractNum>
-  <w:abstractNum w:abstractNumId="15" w15:restartNumberingAfterBreak="0">
+  <w:abstractNum w:abstractNumId="17" w15:restartNumberingAfterBreak="0">
     <w:nsid w:val="647D51F6"/>
     <w:multiLevelType w:val="multilevel"/>
     <w:tmpl w:val="03320AF8"/>
@@ -3349,7 +6089,7 @@
       </w:pPr>
     </w:lvl>
   </w:abstractNum>
-  <w:abstractNum w:abstractNumId="16" w15:restartNumberingAfterBreak="0">
+  <w:abstractNum w:abstractNumId="18" w15:restartNumberingAfterBreak="0">
     <w:nsid w:val="655367B8"/>
     <w:multiLevelType w:val="multilevel"/>
     <w:tmpl w:val="753265E0"/>
@@ -3498,7 +6238,7 @@
       </w:rPr>
     </w:lvl>
   </w:abstractNum>
-  <w:abstractNum w:abstractNumId="17" w15:restartNumberingAfterBreak="0">
+  <w:abstractNum w:abstractNumId="19" w15:restartNumberingAfterBreak="0">
     <w:nsid w:val="6F39261F"/>
     <w:multiLevelType w:val="hybridMultilevel"/>
     <w:tmpl w:val="6CA0D23E"/>
@@ -3611,7 +6351,96 @@
       </w:rPr>
     </w:lvl>
   </w:abstractNum>
-  <w:abstractNum w:abstractNumId="18" w15:restartNumberingAfterBreak="0">
+  <w:abstractNum w:abstractNumId="20" w15:restartNumberingAfterBreak="0">
+    <w:nsid w:val="724F0D9E"/>
+    <w:multiLevelType w:val="hybridMultilevel"/>
+    <w:tmpl w:val="53C04EE2"/>
+    <w:lvl w:ilvl="0" w:tplc="4009000F">
+      <w:start w:val="1"/>
+      <w:numFmt w:val="decimal"/>
+      <w:lvlText w:val="%1."/>
+      <w:lvlJc w:val="left"/>
+      <w:pPr>
+        <w:ind w:left="720" w:hanging="360"/>
+      </w:pPr>
+      <w:rPr>
+        <w:rFonts w:hint="default"/>
+      </w:rPr>
+    </w:lvl>
+    <w:lvl w:ilvl="1" w:tplc="40090019" w:tentative="1">
+      <w:start w:val="1"/>
+      <w:numFmt w:val="lowerLetter"/>
+      <w:lvlText w:val="%2."/>
+      <w:lvlJc w:val="left"/>
+      <w:pPr>
+        <w:ind w:left="1440" w:hanging="360"/>
+      </w:pPr>
+    </w:lvl>
+    <w:lvl w:ilvl="2" w:tplc="4009001B" w:tentative="1">
+      <w:start w:val="1"/>
+      <w:numFmt w:val="lowerRoman"/>
+      <w:lvlText w:val="%3."/>
+      <w:lvlJc w:val="right"/>
+      <w:pPr>
+        <w:ind w:left="2160" w:hanging="180"/>
+      </w:pPr>
+    </w:lvl>
+    <w:lvl w:ilvl="3" w:tplc="4009000F" w:tentative="1">
+      <w:start w:val="1"/>
+      <w:numFmt w:val="decimal"/>
+      <w:lvlText w:val="%4."/>
+      <w:lvlJc w:val="left"/>
+      <w:pPr>
+        <w:ind w:left="2880" w:hanging="360"/>
+      </w:pPr>
+    </w:lvl>
+    <w:lvl w:ilvl="4" w:tplc="40090019" w:tentative="1">
+      <w:start w:val="1"/>
+      <w:numFmt w:val="lowerLetter"/>
+      <w:lvlText w:val="%5."/>
+      <w:lvlJc w:val="left"/>
+      <w:pPr>
+        <w:ind w:left="3600" w:hanging="360"/>
+      </w:pPr>
+    </w:lvl>
+    <w:lvl w:ilvl="5" w:tplc="4009001B" w:tentative="1">
+      <w:start w:val="1"/>
+      <w:numFmt w:val="lowerRoman"/>
+      <w:lvlText w:val="%6."/>
+      <w:lvlJc w:val="right"/>
+      <w:pPr>
+        <w:ind w:left="4320" w:hanging="180"/>
+      </w:pPr>
+    </w:lvl>
+    <w:lvl w:ilvl="6" w:tplc="4009000F" w:tentative="1">
+      <w:start w:val="1"/>
+      <w:numFmt w:val="decimal"/>
+      <w:lvlText w:val="%7."/>
+      <w:lvlJc w:val="left"/>
+      <w:pPr>
+        <w:ind w:left="5040" w:hanging="360"/>
+      </w:pPr>
+    </w:lvl>
+    <w:lvl w:ilvl="7" w:tplc="40090019" w:tentative="1">
+      <w:start w:val="1"/>
+      <w:numFmt w:val="lowerLetter"/>
+      <w:lvlText w:val="%8."/>
+      <w:lvlJc w:val="left"/>
+      <w:pPr>
+        <w:ind w:left="5760" w:hanging="360"/>
+      </w:pPr>
+    </w:lvl>
+    <w:lvl w:ilvl="8" w:tplc="4009001B" w:tentative="1">
+      <w:start w:val="1"/>
+      <w:numFmt w:val="lowerRoman"/>
+      <w:lvlText w:val="%9."/>
+      <w:lvlJc w:val="right"/>
+      <w:pPr>
+        <w:ind w:left="6480" w:hanging="180"/>
+      </w:pPr>
+    </w:lvl>
+  </w:abstractNum>
+  <w:abstractNum w:abstractNumId="21" w15:restartNumberingAfterBreak="0">
     <w:nsid w:val="74CB6A7F"/>
     <w:multiLevelType w:val="multilevel"/>
     <w:tmpl w:val="B1B60B02"/>
@@ -3788,33 +6617,42 @@
     <w:abstractNumId w:val="0"/>
   </w:num>
   <w:num w:numId="10" w16cid:durableId="632104867">
+    <w:abstractNumId w:val="15"/>
+  </w:num>
+  <w:num w:numId="11" w16cid:durableId="603457318">
+    <w:abstractNumId w:val="19"/>
+  </w:num>
+  <w:num w:numId="12" w16cid:durableId="1268734219">
+    <w:abstractNumId w:val="12"/>
+  </w:num>
+  <w:num w:numId="13" w16cid:durableId="161431855">
     <w:abstractNumId w:val="13"/>
   </w:num>
-  <w:num w:numId="11" w16cid:durableId="603457318">
+  <w:num w:numId="14" w16cid:durableId="162941688">
     <w:abstractNumId w:val="17"/>
   </w:num>
-  <w:num w:numId="12" w16cid:durableId="1268734219">
+  <w:num w:numId="15" w16cid:durableId="1117524806">
+    <w:abstractNumId w:val="16"/>
+  </w:num>
+  <w:num w:numId="16" w16cid:durableId="1578049557">
+    <w:abstractNumId w:val="18"/>
+  </w:num>
+  <w:num w:numId="17" w16cid:durableId="1663585688">
+    <w:abstractNumId w:val="21"/>
+  </w:num>
+  <w:num w:numId="18" w16cid:durableId="583957165">
+    <w:abstractNumId w:val="14"/>
+  </w:num>
+  <w:num w:numId="19" w16cid:durableId="1392773425">
     <w:abstractNumId w:val="10"/>
   </w:num>
-  <w:num w:numId="13" w16cid:durableId="161431855">
+  <w:num w:numId="20" w16cid:durableId="460533490">
+    <w:abstractNumId w:val="20"/>
+  </w:num>
+  <w:num w:numId="21" w16cid:durableId="1702629580">
     <w:abstractNumId w:val="11"/>
   </w:num>
-  <w:num w:numId="14" w16cid:durableId="162941688">
-    <w:abstractNumId w:val="15"/>
-  </w:num>
-  <w:num w:numId="15" w16cid:durableId="1117524806">
-    <w:abstractNumId w:val="14"/>
-  </w:num>
-  <w:num w:numId="16" w16cid:durableId="1578049557">
-    <w:abstractNumId w:val="16"/>
-  </w:num>
-  <w:num w:numId="17" w16cid:durableId="1663585688">
-    <w:abstractNumId w:val="18"/>
-  </w:num>
-  <w:num w:numId="18" w16cid:durableId="583957165">
-    <w:abstractNumId w:val="12"/>
-  </w:num>
-  <w:num w:numId="19" w16cid:durableId="1392773425">
+  <w:num w:numId="22" w16cid:durableId="1609115246">
     <w:abstractNumId w:val="9"/>
   </w:num>
 </w:numbering>
@@ -4423,7 +7261,6 @@
   <w:style w:type="character" w:default="1" w:styleId="DefaultParagraphFont">
     <w:name w:val="Default Paragraph Font"/>
     <w:uiPriority w:val="1"/>
-    <w:semiHidden/>
     <w:unhideWhenUsed/>
   </w:style>
   <w:style w:type="table" w:default="1" w:styleId="TableNormal">
